--- a/cursor/marmara-pro/termopaneli-priozersky-campaign-cpa.docx
+++ b/cursor/marmara-pro/termopaneli-priozersky-campaign-cpa.docx
@@ -7,29 +7,29 @@
         <w:pStyle w:val="Heading1"/>
       </w:pPr>
       <w:r>
-        <w:t>Кампания: Термопанели — Приозерский район (CPA)</w:t>
+        <w:t>Кампания: КлинкерПрофи — термопанели, Приозерский район (CPA)</w:t>
       </w:r>
     </w:p>
-    <w:p/>
     <w:p>
       <w:r>
-        <w:t>Отдельная **поисковая** рекламная кампания в Яндекс Директе для фасадных термопанелей **Marmara PRO / КлинкерПрофи** с гео **только Приозерский район** Ленинградской области.</w:t>
+        <w:t>Отдельная **поисковая** рекламная кампания в Яндекс Директе для фасадных термопанелей **КлинкерПрофи** с гео **только Приозерский район** Ленинградской области.</w:t>
       </w:r>
     </w:p>
-    <w:p/>
     <w:p>
       <w:r>
         <w:t>**Стратегия:** «Максимум конверсий» + **оплата за конверсии** (платите за достижение целей в Метрике, а не за клики).</w:t>
       </w:r>
     </w:p>
-    <w:p/>
+    <w:p>
+      <w:r>
+        <w:t>**Бренд в рекламе:** только **КлинкерПрофи** (названия Marmara PRO / «Мармара Про» в кампаниях и объявлениях не используем). Домен сайта `marmara-pro.ru` — технический, в текстах не упоминаем.</w:t>
+      </w:r>
+    </w:p>
     <w:p>
       <w:r>
         <w:t>Для группы объявлений внутри общей кампании с ручными ставками см. [`termopaneli-priozersky-adgroup.md`](termopaneli-priozersky-adgroup.md). Этот документ — **самостоятельная кампания**, не добавление группы в старую кампанию.</w:t>
       </w:r>
     </w:p>
-    <w:p/>
-    <w:p/>
     <w:p>
       <w:pPr>
         <w:pStyle w:val="Heading2"/>
@@ -38,7 +38,6 @@
         <w:t>Сводка настроек</w:t>
       </w:r>
     </w:p>
-    <w:p/>
     <w:p>
       <w:r>
         <w:t>| Параметр | Значение |</w:t>
@@ -51,7 +50,7 @@
     </w:p>
     <w:p>
       <w:r>
-        <w:t>| **Название кампании** | `Термопанели — Приозерский район (CPA)` |</w:t>
+        <w:t>| **Название кампании** | `КлинкерПрофи — термопанели, Приозерский район (CPA)` |</w:t>
       </w:r>
     </w:p>
     <w:p>
@@ -94,7 +93,6 @@
         <w:t>| **Цены в объявлениях** | Не указывать |</w:t>
       </w:r>
     </w:p>
-    <w:p/>
     <w:p>
       <w:pPr>
         <w:pStyle w:val="Heading3"/>
@@ -103,25 +101,21 @@
         <w:t>UTM (уровень кампании)</w:t>
       </w:r>
     </w:p>
-    <w:p/>
     <w:p>
       <w:r>
         <w:t>В **Настройки кампании → URL-параметры** (или в ссылках объявлений):</w:t>
       </w:r>
     </w:p>
-    <w:p/>
     <w:p>
       <w:r>
         <w:t>utm_source=yandex&amp;utm_medium=cpc&amp;utm_campaign=termopaneli_priozersk_cpa&amp;utm_content=search&amp;utm_term={keyword}</w:t>
       </w:r>
     </w:p>
-    <w:p/>
     <w:p>
       <w:r>
         <w:t>Файлы импорта с этими метками:</w:t>
       </w:r>
     </w:p>
-    <w:p/>
     <w:p>
       <w:r>
         <w:t>- [`termopaneli-priozersky-campaign-cpa-keywords.csv`](termopaneli-priozersky-campaign-cpa-keywords.csv)</w:t>
@@ -132,8 +126,6 @@
         <w:t>- [`termopaneli-priozersky-campaign-cpa-ads.csv`](termopaneli-priozersky-campaign-cpa-ads.csv)</w:t>
       </w:r>
     </w:p>
-    <w:p/>
-    <w:p/>
     <w:p>
       <w:pPr>
         <w:pStyle w:val="Heading2"/>
@@ -142,7 +134,6 @@
         <w:t>Предварительные условия (обязательно до запуска CPA)</w:t>
       </w:r>
     </w:p>
-    <w:p/>
     <w:p>
       <w:r>
         <w:t>1. **Яндекс Метрика** на `marmara-pro.ru` (Tilda: счётчик в настройках сайта, на всех страницах).</w:t>
@@ -158,7 +149,6 @@
         <w:t>3. **Цели** (отдельные, с понятными названиями для отчётов):</w:t>
       </w:r>
     </w:p>
-    <w:p/>
     <w:p>
       <w:r>
         <w:t>| Цель | Как настроить | Роль в кампании |</w:t>
@@ -179,7 +169,6 @@
         <w:t>| **Клик по телефону** | Цель «Клик по номеру телефона» или JS на `tel:+79217457755` | Доп. конверсия (звонки с мобильных) |</w:t>
       </w:r>
     </w:p>
-    <w:p/>
     <w:p>
       <w:r>
         <w:t>4. **Проверка:** в Метрике → «Отчёты» / «Конверсии» — цели срабатывают при тестовой заявке и тестовом клике по телефону.</w:t>
@@ -190,14 +179,11 @@
         <w:t>5. **Атрибуция:** для старта оставьте **«Последний значимый переход»** или рекомендуемую Директом модель; **не меняйте** модель и состав целей первые 1–2 недели после запуска (сбрасывает обучение).</w:t>
       </w:r>
     </w:p>
-    <w:p/>
     <w:p>
       <w:r>
         <w:t>**Оплата за конверсии:** списание за конверсии, произошедшие **в течение 21 дня** после клика по объявлению ([справка Директа](https://yandex.com/support/direct/ru/strategies/average-cpa-conversions)).</w:t>
       </w:r>
     </w:p>
-    <w:p/>
-    <w:p/>
     <w:p>
       <w:pPr>
         <w:pStyle w:val="Heading2"/>
@@ -206,7 +192,6 @@
         <w:t>Стратегия «Максимум конверсий» + оплата за конверсии</w:t>
       </w:r>
     </w:p>
-    <w:p/>
     <w:p>
       <w:pPr>
         <w:pStyle w:val="Heading3"/>
@@ -215,7 +200,6 @@
         <w:t>Шаги в интерфейсе</w:t>
       </w:r>
     </w:p>
-    <w:p/>
     <w:p>
       <w:r>
         <w:t>1. Создать кампанию → **Поиск** → **Режим эксперта**.</w:t>
@@ -223,7 +207,7 @@
     </w:p>
     <w:p>
       <w:r>
-        <w:t>2. Название: `Термопанели — Приозерский район (CPA)`.</w:t>
+        <w:t>2. Название: `КлинкерПрофи — термопанели, Приозерский район (CPA)`.</w:t>
       </w:r>
     </w:p>
     <w:p>
@@ -266,7 +250,6 @@
         <w:t>6. Сохранить кампанию.</w:t>
       </w:r>
     </w:p>
-    <w:p/>
     <w:p>
       <w:pPr>
         <w:pStyle w:val="Heading3"/>
@@ -275,13 +258,11 @@
         <w:t>Рекомендуемые CPA и бюджет (стартовые, скорректировать по факту)</w:t>
       </w:r>
     </w:p>
-    <w:p/>
     <w:p>
       <w:r>
         <w:t>Для ниши «термопанели / B2C–малый B2B», узкое гео:</w:t>
       </w:r>
     </w:p>
-    <w:p/>
     <w:p>
       <w:r>
         <w:t>| Цель | Стартовая цена конверсии (макс.) | Комментарий |</w:t>
@@ -302,13 +283,11 @@
         <w:t>| Клик по телефону | **400–800 ₽** | Часто дешевле заявки; не дублируйте одного клиента в отчётах без сквозной аналитики |</w:t>
       </w:r>
     </w:p>
-    <w:p/>
     <w:p>
       <w:r>
         <w:t>**Недельный бюджет** (правило Директа: ≥ **10 ×** цена конверсии):</w:t>
       </w:r>
     </w:p>
-    <w:p/>
     <w:p>
       <w:r>
         <w:t>| Сценарий | CPA заявки | Мин. недельный бюджет |</w:t>
@@ -334,13 +313,11 @@
         <w:t>| Только заявка, агрессивный тест | 2 000 ₽ | **20 000 ₽/нед** |</w:t>
       </w:r>
     </w:p>
-    <w:p/>
     <w:p>
       <w:r>
         <w:t>Если выбраны **две цели**, недельного бюджета должно хватать минимум на **10 конверсий в сумме** по кампании в неделю — иначе алгоритм «голодает» и режет показы.</w:t>
       </w:r>
     </w:p>
-    <w:p/>
     <w:p>
       <w:pPr>
         <w:pStyle w:val="Heading3"/>
@@ -349,7 +326,6 @@
         <w:t>Если конверсий мало (&lt; ~10 в неделю по кампании)</w:t>
       </w:r>
     </w:p>
-    <w:p/>
     <w:p>
       <w:r>
         <w:t>1. **Этап 0 (1–3 недели):** та же кампания и гео, стратегия **«Максимум конверсий»**, но модель оплаты **за клики** + недельный бюджет 8 000–12 000 ₽. Алгоритм учится на целях, вы платите за клики.</w:t>
@@ -365,14 +341,11 @@
         <w:t>3. Альтернатива: временно расширить гео до **Ленобласти** с **−100 %** ставки вне Приозерского района (сложнее в эксперте; проще держать узкое гео и терпеть малый объём).</w:t>
       </w:r>
     </w:p>
-    <w:p/>
     <w:p>
       <w:r>
         <w:t>**Не менять** каждые 2–3 дня: цели, CPA, атрибуцию, модель оплаты — это перезапускает обучение.</w:t>
       </w:r>
     </w:p>
-    <w:p/>
-    <w:p/>
     <w:p>
       <w:pPr>
         <w:pStyle w:val="Heading2"/>
@@ -381,19 +354,16 @@
         <w:t>Геотargeting</w:t>
       </w:r>
     </w:p>
-    <w:p/>
     <w:p>
       <w:r>
         <w:t>**Регион показа кампании:** Приозерский район, Ленинградская область.</w:t>
       </w:r>
     </w:p>
-    <w:p/>
     <w:p>
       <w:r>
         <w:t>**Корректировки ставок по НП (+15…+35 %)** — опционально, стратегия CPA сама повышает ставки на конверсионную аудиторию; имеет смысл только если в интерфейсе остаётся ручная надстройка:</w:t>
       </w:r>
     </w:p>
-    <w:p/>
     <w:p>
       <w:r>
         <w:t>| Населённый пункт |</w:t>
@@ -439,20 +409,16 @@
         <w:t>| Синявино |</w:t>
       </w:r>
     </w:p>
-    <w:p/>
     <w:p>
       <w:r>
         <w:t>**Мобильные:** +10…+15 % (звонки и формы с телефона).</w:t>
       </w:r>
     </w:p>
-    <w:p/>
     <w:p>
       <w:r>
         <w:t>Производство — **г. Выборг**. В текстах: «производство в Ленобласти», «доставка по области»; **не** обещать бесплатную доставку в Приозерский район (в FAQ бесплатная доставка — для Выборгского района).</w:t>
       </w:r>
     </w:p>
-    <w:p/>
-    <w:p/>
     <w:p>
       <w:pPr>
         <w:pStyle w:val="Heading2"/>
@@ -461,13 +427,11 @@
         <w:t>Структура кампании</w:t>
       </w:r>
     </w:p>
-    <w:p/>
     <w:p>
       <w:r>
         <w:t>Одна кампания, **одна группа объявлений** (достаточно для узкого гео):</w:t>
       </w:r>
     </w:p>
-    <w:p/>
     <w:p>
       <w:r>
         <w:t>| Группа | Содержание |</w:t>
@@ -483,14 +447,11 @@
         <w:t>| **Приозерский район** | Ключи + 5 объявлений из CSV / раздела ниже |</w:t>
       </w:r>
     </w:p>
-    <w:p/>
     <w:p>
       <w:r>
         <w:t>При росте бюджета можно разделить на две группы: «Гео — Приозерск» и «Общие коммерческие» (те же ключи, что в [`termopaneli-priozersky-adgroup.md`](termopaneli-priozersky-adgroup.md)).</w:t>
       </w:r>
     </w:p>
-    <w:p/>
-    <w:p/>
     <w:p>
       <w:pPr>
         <w:pStyle w:val="Heading2"/>
@@ -499,26 +460,21 @@
         <w:t>Ключевые фразы и минус-слова</w:t>
       </w:r>
     </w:p>
-    <w:p/>
     <w:p>
       <w:r>
         <w:t>Полный список и импорт: [`termopaneli-priozersky-campaign-cpa-keywords.csv`](termopaneli-priozersky-campaign-cpa-keywords.csv) (совпадает с группой Приозерский район из adgroup-спецификации).</w:t>
       </w:r>
     </w:p>
-    <w:p/>
     <w:p>
       <w:r>
         <w:t>**Минус-слова на уровне кампании** — скопировать из раздела «Минус-слова» в [`termopaneli-priozersky-adgroup.md`](termopaneli-priozersky-adgroup.md) (общий список + доп. для района).</w:t>
       </w:r>
     </w:p>
-    <w:p/>
     <w:p>
       <w:r>
         <w:t>При стратегии CPA **ставки в CSV не задаются** — оставьте поле пустым.</w:t>
       </w:r>
     </w:p>
-    <w:p/>
-    <w:p/>
     <w:p>
       <w:pPr>
         <w:pStyle w:val="Heading2"/>
@@ -527,19 +483,16 @@
         <w:t>Объявления</w:t>
       </w:r>
     </w:p>
-    <w:p/>
     <w:p>
       <w:r>
         <w:t>Импорт: [`termopaneli-priozersky-campaign-cpa-ads.csv`](termopaneli-priozersky-campaign-cpa-ads.csv).</w:t>
       </w:r>
     </w:p>
-    <w:p/>
     <w:p>
       <w:r>
         <w:t>Тексты — те же 5 объявлений, **без цен**. Расширения на **уровне кампании:**</w:t>
       </w:r>
     </w:p>
-    <w:p/>
     <w:p>
       <w:r>
         <w:t>- **Быстрые ссылки:** каталог `/termo`, монтаж, контакты, `tel:+79217457755`</w:t>
@@ -552,11 +505,9 @@
     </w:p>
     <w:p>
       <w:r>
-        <w:t>- **Визитка:** Marmara PRO / КлинкерПрофи, +7 (921) 745-77-55, г. Выборг, ул. Ленина, 11</w:t>
+        <w:t>- **Визитка:** КлинкерПрофи, +7 (921) 745-77-55, г. Выборг, ул. Ленина, 11</w:t>
       </w:r>
     </w:p>
-    <w:p/>
-    <w:p/>
     <w:p>
       <w:pPr>
         <w:pStyle w:val="Heading2"/>
@@ -565,7 +516,6 @@
         <w:t>Пошаговый запуск в Директе</w:t>
       </w:r>
     </w:p>
-    <w:p/>
     <w:p>
       <w:r>
         <w:t>1. Выполнить блок **«Предварительные условия»**.</w:t>
@@ -606,8 +556,6 @@
         <w:t>8. **Еженедельно:** Директ → «Поисковые запросы» → минус-слова; Метрика → цели по UTM `termopaneli_priozersk_cpa`.</w:t>
       </w:r>
     </w:p>
-    <w:p/>
-    <w:p/>
     <w:p>
       <w:pPr>
         <w:pStyle w:val="Heading2"/>
@@ -616,7 +564,6 @@
         <w:t>Контроль эффективности</w:t>
       </w:r>
     </w:p>
-    <w:p/>
     <w:p>
       <w:r>
         <w:t>| Метрика | Где смотреть | Ориентир |</w:t>
@@ -642,8 +589,6 @@
         <w:t>| Качество лидов | CRM / звонки | Если лиды «мусорные» — минус-слова + ужесточить ключи (убрать широкие «термопанели») |</w:t>
       </w:r>
     </w:p>
-    <w:p/>
-    <w:p/>
     <w:p>
       <w:pPr>
         <w:pStyle w:val="Heading2"/>
@@ -652,7 +597,6 @@
         <w:t>Связанные файлы</w:t>
       </w:r>
     </w:p>
-    <w:p/>
     <w:p>
       <w:r>
         <w:t>| Файл | Назначение |</w:t>
@@ -678,11 +622,9 @@
         <w:t>| `sites/marmara-pro/termo-seo.md` | SEO посадочной (если в репозитории) |</w:t>
       </w:r>
     </w:p>
-    <w:p/>
-    <w:p/>
     <w:p>
       <w:r>
-        <w:t>*Клиент: Marmara PRO / КлинкерПрофи · ИП Баушев Дмитрий Викторович · г. Выборг*</w:t>
+        <w:t>*Клиент: КлинкерПрофи · ИП Баушев Дмитрий Викторович · г. Выборг*</w:t>
       </w:r>
     </w:p>
     <w:sectPr>

--- a/cursor/marmara-pro/termopaneli-priozersky-campaign-cpa.docx
+++ b/cursor/marmara-pro/termopaneli-priozersky-campaign-cpa.docx
@@ -7,12 +7,22 @@
         <w:pStyle w:val="Heading1"/>
       </w:pPr>
       <w:r>
-        <w:t>Кампания: КлинкерПрофи — термопанели, Приозерский район (CPA)</w:t>
+        <w:t>Кампания (Поиск): КлинкерПрофи — термопанели, Приозерский район (CPA)</w:t>
+      </w:r>
+    </w:p>
+    <w:p>
+      <w:r>
+        <w:t>**Word:** [`termopaneli-priozersky-campaign-cpa.docx`](termopaneli-priozersky-campaign-cpa.docx) — полная спецификация для скачивания из репозитория.</w:t>
       </w:r>
     </w:p>
     <w:p>
       <w:r>
         <w:t>Отдельная **поисковая** рекламная кампания в Яндекс Директе для фасадных термопанелей **КлинкерПрофи** с гео **только Приозерский район** Ленинградской области.</w:t>
+      </w:r>
+    </w:p>
+    <w:p>
+      <w:r>
+        <w:t>**Кампания 1 из двух:** только **Поиск** (без РСЯ). Реклама в **РСЯ** — отдельная кампания и отдельная спецификация.</w:t>
       </w:r>
     </w:p>
     <w:p>
@@ -50,7 +60,12 @@
     </w:p>
     <w:p>
       <w:r>
-        <w:t>| **Название кампании** | `КлинкерПрофи — термопанели, Приозерский район (CPA)` |</w:t>
+        <w:t>| **Название кампании** | `КлинкерПрофи — термопанели, Приозерский район (Поиск, CPA)` |</w:t>
+      </w:r>
+    </w:p>
+    <w:p>
+      <w:r>
+        <w:t>| **Места показа** | **Только Поиск** (РСЯ выключена) |</w:t>
       </w:r>
     </w:p>
     <w:p>
@@ -108,7 +123,7 @@
     </w:p>
     <w:p>
       <w:r>
-        <w:t>utm_source=yandex&amp;utm_medium=cpc&amp;utm_campaign=termopaneli_priozersk_cpa&amp;utm_content=search&amp;utm_term={keyword}</w:t>
+        <w:t>utm_source=yandex&amp;utm_medium=cpc&amp;utm_campaign=termopaneli_priozersk_cpa_search&amp;utm_content=search&amp;utm_term={keyword}</w:t>
       </w:r>
     </w:p>
     <w:p>
@@ -207,7 +222,7 @@
     </w:p>
     <w:p>
       <w:r>
-        <w:t>2. Название: `КлинкерПрофи — термопанели, Приозерский район (CPA)`.</w:t>
+        <w:t>2. Название: `КлинкерПрофи — термопанели, Приозерский район (Поиск, CPA)`.</w:t>
       </w:r>
     </w:p>
     <w:p>
@@ -333,7 +348,7 @@
     </w:p>
     <w:p>
       <w:r>
-        <w:t>2. После стабильных конверсий в Метрике (UTM `termopaneli_priozersk_cpa`) — переключить на **оплату за конверсии** с CPA из таблицы.</w:t>
+        <w:t>2. После стабильных конверсий в Метрике (UTM `termopaneli_priozersk_cpa_search`) — переключить на **оплату за конверсии** с CPA из таблицы.</w:t>
       </w:r>
     </w:p>
     <w:p>
@@ -553,7 +568,7 @@
     </w:p>
     <w:p>
       <w:r>
-        <w:t>8. **Еженедельно:** Директ → «Поисковые запросы» → минус-слова; Метрика → цели по UTM `termopaneli_priozersk_cpa`.</w:t>
+        <w:t>8. **Еженедельно:** Директ → «Поисковые запросы» → минус-слова; Метрика → цели по UTM `termopaneli_priozersk_cpa_search`.</w:t>
       </w:r>
     </w:p>
     <w:p>

--- a/cursor/marmara-pro/termopaneli-priozersky-campaign-cpa.docx
+++ b/cursor/marmara-pro/termopaneli-priozersky-campaign-cpa.docx
@@ -4,40 +4,994 @@
   <w:body>
     <w:p>
       <w:pPr>
-        <w:pStyle w:val="Heading1"/>
+        <w:pStyle w:val="Title"/>
       </w:pPr>
       <w:r>
         <w:t>Кампания (Поиск): КлинкерПрофи — термопанели, Приозерский район (CPA)</w:t>
       </w:r>
     </w:p>
     <w:p>
+      <w:pPr/>
       <w:r>
-        <w:t>**Word:** [`termopaneli-priozersky-campaign-cpa.docx`](termopaneli-priozersky-campaign-cpa.docx) — полная спецификация для скачивания из репозитория.</w:t>
+        <w:rPr>
+          <w:b w:val="0"/>
+        </w:rPr>
+        <w:t>Клиент: КлинкерПрофи · ИП Баушев Дмитрий Викторович · г. Выборг</w:t>
+      </w:r>
+    </w:p>
+    <w:p/>
+    <w:p>
+      <w:pPr/>
+      <w:r>
+        <w:rPr>
+          <w:b w:val="0"/>
+        </w:rPr>
+        <w:t xml:space="preserve">Отдельная </w:t>
+      </w:r>
+      <w:r>
+        <w:rPr>
+          <w:b/>
+        </w:rPr>
+        <w:t>поисковая</w:t>
+      </w:r>
+      <w:r>
+        <w:rPr>
+          <w:b w:val="0"/>
+        </w:rPr>
+        <w:t xml:space="preserve"> рекламная кампания в Яндекс Директе для фасадных термопанелей </w:t>
+      </w:r>
+      <w:r>
+        <w:rPr>
+          <w:b/>
+        </w:rPr>
+        <w:t>КлинкерПрофи</w:t>
+      </w:r>
+      <w:r>
+        <w:rPr>
+          <w:b w:val="0"/>
+        </w:rPr>
+        <w:t xml:space="preserve"> с гео </w:t>
+      </w:r>
+      <w:r>
+        <w:rPr>
+          <w:b/>
+        </w:rPr>
+        <w:t>только Приозерский район</w:t>
+      </w:r>
+      <w:r>
+        <w:rPr>
+          <w:b w:val="0"/>
+        </w:rPr>
+        <w:t xml:space="preserve"> Ленинградской области.</w:t>
+      </w:r>
+    </w:p>
+    <w:p>
+      <w:pPr>
+        <w:ind w:left="360"/>
+      </w:pPr>
+      <w:r>
+        <w:rPr>
+          <w:b/>
+          <w:i/>
+        </w:rPr>
+        <w:t>Кампания 1 из двух:</w:t>
+      </w:r>
+      <w:r>
+        <w:rPr>
+          <w:b w:val="0"/>
+          <w:i/>
+        </w:rPr>
+        <w:t xml:space="preserve"> только </w:t>
+      </w:r>
+      <w:r>
+        <w:rPr>
+          <w:b/>
+          <w:i/>
+        </w:rPr>
+        <w:t>Поиск</w:t>
+      </w:r>
+      <w:r>
+        <w:rPr>
+          <w:b w:val="0"/>
+          <w:i/>
+        </w:rPr>
+        <w:t xml:space="preserve"> (без РСЯ). Реклама в </w:t>
+      </w:r>
+      <w:r>
+        <w:rPr>
+          <w:b/>
+          <w:i/>
+        </w:rPr>
+        <w:t>РСЯ</w:t>
+      </w:r>
+      <w:r>
+        <w:rPr>
+          <w:b w:val="0"/>
+          <w:i/>
+        </w:rPr>
+        <w:t xml:space="preserve"> — отдельная кампания и отдельная спецификация.</w:t>
+      </w:r>
+    </w:p>
+    <w:p>
+      <w:pPr/>
+      <w:r>
+        <w:rPr>
+          <w:b/>
+        </w:rPr>
+        <w:t>Стратегия:</w:t>
+      </w:r>
+      <w:r>
+        <w:rPr>
+          <w:b w:val="0"/>
+        </w:rPr>
+        <w:t xml:space="preserve"> «Максимум конверсий» + </w:t>
+      </w:r>
+      <w:r>
+        <w:rPr>
+          <w:b/>
+        </w:rPr>
+        <w:t>оплата за конверсии</w:t>
+      </w:r>
+      <w:r>
+        <w:rPr>
+          <w:b w:val="0"/>
+        </w:rPr>
+        <w:t xml:space="preserve"> (платите за достижение целей в Метрике, а не за клики).</w:t>
+      </w:r>
+    </w:p>
+    <w:p>
+      <w:pPr>
+        <w:ind w:left="360"/>
+      </w:pPr>
+      <w:r>
+        <w:rPr>
+          <w:b/>
+          <w:i/>
+        </w:rPr>
+        <w:t>Бренд в рекламе:</w:t>
+      </w:r>
+      <w:r>
+        <w:rPr>
+          <w:b w:val="0"/>
+          <w:i/>
+        </w:rPr>
+        <w:t xml:space="preserve"> только </w:t>
+      </w:r>
+      <w:r>
+        <w:rPr>
+          <w:b/>
+          <w:i/>
+        </w:rPr>
+        <w:t>КлинкерПрофи</w:t>
+      </w:r>
+      <w:r>
+        <w:rPr>
+          <w:b w:val="0"/>
+          <w:i/>
+        </w:rPr>
+        <w:t xml:space="preserve"> (названия Marmara PRO / «Мармара Про» в кампаниях и объявлениях не используем). Домен сайта marmara-pro.ru — технический, в текстах не упоминаем.</w:t>
+      </w:r>
+    </w:p>
+    <w:p>
+      <w:pPr>
+        <w:ind w:left="360"/>
+      </w:pPr>
+      <w:r>
+        <w:rPr>
+          <w:b w:val="0"/>
+          <w:i/>
+        </w:rPr>
+        <w:t xml:space="preserve">Для группы объявлений внутри общей кампании с ручными ставками см. termopaneli-priozersky-adgroup.md. Этот документ — </w:t>
+      </w:r>
+      <w:r>
+        <w:rPr>
+          <w:b/>
+          <w:i/>
+        </w:rPr>
+        <w:t>самостоятельная кампания</w:t>
+      </w:r>
+      <w:r>
+        <w:rPr>
+          <w:b w:val="0"/>
+          <w:i/>
+        </w:rPr>
+        <w:t>, не добавление группы в старую кампанию.</w:t>
+      </w:r>
+    </w:p>
+    <w:p>
+      <w:pPr>
+        <w:pStyle w:val="Heading1"/>
+      </w:pPr>
+      <w:r>
+        <w:t>1. Сводка настроек</w:t>
+      </w:r>
+    </w:p>
+    <w:tbl>
+      <w:tblPr>
+        <w:tblStyle w:val="TableGrid"/>
+        <w:tblW w:type="auto" w:w="0"/>
+        <w:tblLook w:firstColumn="1" w:firstRow="1" w:lastColumn="0" w:lastRow="0" w:noHBand="0" w:noVBand="1" w:val="04A0"/>
+      </w:tblPr>
+      <w:tblGrid>
+        <w:gridCol w:w="4320"/>
+        <w:gridCol w:w="4320"/>
+      </w:tblGrid>
+      <w:tr>
+        <w:tc>
+          <w:tcPr>
+            <w:tcW w:type="dxa" w:w="4320"/>
+          </w:tcPr>
+          <w:p>
+            <w:r>
+              <w:rPr>
+                <w:b/>
+              </w:rPr>
+            </w:r>
+            <w:r>
+              <w:rPr>
+                <w:b/>
+              </w:rPr>
+              <w:t>Параметр</w:t>
+            </w:r>
+          </w:p>
+        </w:tc>
+        <w:tc>
+          <w:tcPr>
+            <w:tcW w:type="dxa" w:w="4320"/>
+          </w:tcPr>
+          <w:p>
+            <w:r>
+              <w:rPr>
+                <w:b/>
+              </w:rPr>
+            </w:r>
+            <w:r>
+              <w:rPr>
+                <w:b/>
+              </w:rPr>
+              <w:t>Значение</w:t>
+            </w:r>
+          </w:p>
+        </w:tc>
+      </w:tr>
+      <w:tr>
+        <w:tc>
+          <w:tcPr>
+            <w:tcW w:type="dxa" w:w="4320"/>
+          </w:tcPr>
+          <w:p>
+            <w:r/>
+            <w:r>
+              <w:rPr>
+                <w:b/>
+              </w:rPr>
+              <w:t>Название кампании</w:t>
+            </w:r>
+          </w:p>
+        </w:tc>
+        <w:tc>
+          <w:tcPr>
+            <w:tcW w:type="dxa" w:w="4320"/>
+          </w:tcPr>
+          <w:p>
+            <w:r/>
+            <w:r>
+              <w:rPr>
+                <w:b w:val="0"/>
+              </w:rPr>
+              <w:t>КлинкерПрофи — термопанели, Приозерский район (Поиск, CPA)</w:t>
+            </w:r>
+          </w:p>
+        </w:tc>
+      </w:tr>
+      <w:tr>
+        <w:tc>
+          <w:tcPr>
+            <w:tcW w:type="dxa" w:w="4320"/>
+          </w:tcPr>
+          <w:p>
+            <w:r/>
+            <w:r>
+              <w:rPr>
+                <w:b/>
+              </w:rPr>
+              <w:t>Места показа</w:t>
+            </w:r>
+          </w:p>
+        </w:tc>
+        <w:tc>
+          <w:tcPr>
+            <w:tcW w:type="dxa" w:w="4320"/>
+          </w:tcPr>
+          <w:p>
+            <w:r/>
+            <w:r>
+              <w:rPr>
+                <w:b/>
+              </w:rPr>
+              <w:t>Только Поиск</w:t>
+            </w:r>
+            <w:r>
+              <w:rPr>
+                <w:b w:val="0"/>
+              </w:rPr>
+              <w:t xml:space="preserve"> (РСЯ выключена)</w:t>
+            </w:r>
+          </w:p>
+        </w:tc>
+      </w:tr>
+      <w:tr>
+        <w:tc>
+          <w:tcPr>
+            <w:tcW w:type="dxa" w:w="4320"/>
+          </w:tcPr>
+          <w:p>
+            <w:r/>
+            <w:r>
+              <w:rPr>
+                <w:b/>
+              </w:rPr>
+              <w:t>Тип</w:t>
+            </w:r>
+          </w:p>
+        </w:tc>
+        <w:tc>
+          <w:tcPr>
+            <w:tcW w:type="dxa" w:w="4320"/>
+          </w:tcPr>
+          <w:p>
+            <w:r/>
+            <w:r>
+              <w:rPr>
+                <w:b w:val="0"/>
+              </w:rPr>
+              <w:t xml:space="preserve">Реклама на Поиске → </w:t>
+            </w:r>
+            <w:r>
+              <w:rPr>
+                <w:b/>
+              </w:rPr>
+              <w:t>Режим эксперта</w:t>
+            </w:r>
+            <w:r>
+              <w:rPr>
+                <w:b w:val="0"/>
+              </w:rPr>
+              <w:t xml:space="preserve"> (или ЕПК с площадками «Поиск» без РСЯ, если удобнее единый кабинет)</w:t>
+            </w:r>
+          </w:p>
+        </w:tc>
+      </w:tr>
+      <w:tr>
+        <w:tc>
+          <w:tcPr>
+            <w:tcW w:type="dxa" w:w="4320"/>
+          </w:tcPr>
+          <w:p>
+            <w:r/>
+            <w:r>
+              <w:rPr>
+                <w:b/>
+              </w:rPr>
+              <w:t>Посадочная</w:t>
+            </w:r>
+          </w:p>
+        </w:tc>
+        <w:tc>
+          <w:tcPr>
+            <w:tcW w:type="dxa" w:w="4320"/>
+          </w:tcPr>
+          <w:p>
+            <w:r/>
+            <w:r>
+              <w:rPr>
+                <w:b w:val="0"/>
+              </w:rPr>
+              <w:t>https://marmara-pro.ru/termo</w:t>
+            </w:r>
+          </w:p>
+        </w:tc>
+      </w:tr>
+      <w:tr>
+        <w:tc>
+          <w:tcPr>
+            <w:tcW w:type="dxa" w:w="4320"/>
+          </w:tcPr>
+          <w:p>
+            <w:r/>
+            <w:r>
+              <w:rPr>
+                <w:b/>
+              </w:rPr>
+              <w:t>Гео</w:t>
+            </w:r>
+          </w:p>
+        </w:tc>
+        <w:tc>
+          <w:tcPr>
+            <w:tcW w:type="dxa" w:w="4320"/>
+          </w:tcPr>
+          <w:p>
+            <w:r/>
+            <w:r>
+              <w:rPr>
+                <w:b/>
+              </w:rPr>
+              <w:t>Приозерский район</w:t>
+            </w:r>
+            <w:r>
+              <w:rPr>
+                <w:b w:val="0"/>
+              </w:rPr>
+              <w:t>, Ленинградская область (без показов в остальной области)</w:t>
+            </w:r>
+          </w:p>
+        </w:tc>
+      </w:tr>
+      <w:tr>
+        <w:tc>
+          <w:tcPr>
+            <w:tcW w:type="dxa" w:w="4320"/>
+          </w:tcPr>
+          <w:p>
+            <w:r/>
+            <w:r>
+              <w:rPr>
+                <w:b/>
+              </w:rPr>
+              <w:t>Стратегия</w:t>
+            </w:r>
+          </w:p>
+        </w:tc>
+        <w:tc>
+          <w:tcPr>
+            <w:tcW w:type="dxa" w:w="4320"/>
+          </w:tcPr>
+          <w:p>
+            <w:r/>
+            <w:r>
+              <w:rPr>
+                <w:b/>
+              </w:rPr>
+              <w:t>Максимум конверсий</w:t>
+            </w:r>
+          </w:p>
+        </w:tc>
+      </w:tr>
+      <w:tr>
+        <w:tc>
+          <w:tcPr>
+            <w:tcW w:type="dxa" w:w="4320"/>
+          </w:tcPr>
+          <w:p>
+            <w:r/>
+            <w:r>
+              <w:rPr>
+                <w:b/>
+              </w:rPr>
+              <w:t>Модель оплаты</w:t>
+            </w:r>
+          </w:p>
+        </w:tc>
+        <w:tc>
+          <w:tcPr>
+            <w:tcW w:type="dxa" w:w="4320"/>
+          </w:tcPr>
+          <w:p>
+            <w:r/>
+            <w:r>
+              <w:rPr>
+                <w:b/>
+              </w:rPr>
+              <w:t>За конверсии</w:t>
+            </w:r>
+          </w:p>
+        </w:tc>
+      </w:tr>
+      <w:tr>
+        <w:tc>
+          <w:tcPr>
+            <w:tcW w:type="dxa" w:w="4320"/>
+          </w:tcPr>
+          <w:p>
+            <w:r/>
+            <w:r>
+              <w:rPr>
+                <w:b/>
+              </w:rPr>
+              <w:t>Ограничение расходов</w:t>
+            </w:r>
+          </w:p>
+        </w:tc>
+        <w:tc>
+          <w:tcPr>
+            <w:tcW w:type="dxa" w:w="4320"/>
+          </w:tcPr>
+          <w:p>
+            <w:r/>
+            <w:r>
+              <w:rPr>
+                <w:b/>
+              </w:rPr>
+              <w:t>Цена конверсии</w:t>
+            </w:r>
+            <w:r>
+              <w:rPr>
+                <w:b w:val="0"/>
+              </w:rPr>
+              <w:t xml:space="preserve"> (CPA) по каждой выбранной цели</w:t>
+            </w:r>
+          </w:p>
+        </w:tc>
+      </w:tr>
+      <w:tr>
+        <w:tc>
+          <w:tcPr>
+            <w:tcW w:type="dxa" w:w="4320"/>
+          </w:tcPr>
+          <w:p>
+            <w:r/>
+            <w:r>
+              <w:rPr>
+                <w:b/>
+              </w:rPr>
+              <w:t>Бюджет</w:t>
+            </w:r>
+          </w:p>
+        </w:tc>
+        <w:tc>
+          <w:tcPr>
+            <w:tcW w:type="dxa" w:w="4320"/>
+          </w:tcPr>
+          <w:p>
+            <w:r/>
+            <w:r>
+              <w:rPr>
+                <w:b/>
+              </w:rPr>
+              <w:t>Недельный</w:t>
+            </w:r>
+            <w:r>
+              <w:rPr>
+                <w:b w:val="0"/>
+              </w:rPr>
+              <w:t xml:space="preserve"> (рекомендуется), не меньше </w:t>
+            </w:r>
+            <w:r>
+              <w:rPr>
+                <w:b/>
+              </w:rPr>
+              <w:t>10 × CPA</w:t>
+            </w:r>
+            <w:r>
+              <w:rPr>
+                <w:b w:val="0"/>
+              </w:rPr>
+              <w:t xml:space="preserve"> самой дорогой цели</w:t>
+            </w:r>
+          </w:p>
+        </w:tc>
+      </w:tr>
+      <w:tr>
+        <w:tc>
+          <w:tcPr>
+            <w:tcW w:type="dxa" w:w="4320"/>
+          </w:tcPr>
+          <w:p>
+            <w:r/>
+            <w:r>
+              <w:rPr>
+                <w:b/>
+              </w:rPr>
+              <w:t>Цены в объявлениях</w:t>
+            </w:r>
+          </w:p>
+        </w:tc>
+        <w:tc>
+          <w:tcPr>
+            <w:tcW w:type="dxa" w:w="4320"/>
+          </w:tcPr>
+          <w:p>
+            <w:r/>
+            <w:r>
+              <w:rPr>
+                <w:b w:val="0"/>
+              </w:rPr>
+              <w:t>Не указывать</w:t>
+            </w:r>
+          </w:p>
+        </w:tc>
+      </w:tr>
+    </w:tbl>
+    <w:p/>
+    <w:p>
+      <w:pPr>
+        <w:pStyle w:val="Heading2"/>
+      </w:pPr>
+      <w:r>
+        <w:t>UTM (уровень кампании)</w:t>
+      </w:r>
+    </w:p>
+    <w:p>
+      <w:pPr/>
+      <w:r>
+        <w:rPr>
+          <w:b w:val="0"/>
+        </w:rPr>
+        <w:t xml:space="preserve">В </w:t>
+      </w:r>
+      <w:r>
+        <w:rPr>
+          <w:b/>
+        </w:rPr>
+        <w:t>Настройки кампании → URL-параметры</w:t>
+      </w:r>
+      <w:r>
+        <w:rPr>
+          <w:b w:val="0"/>
+        </w:rPr>
+        <w:t xml:space="preserve"> (или в ссылках объявлений):</w:t>
       </w:r>
     </w:p>
     <w:p>
       <w:r>
-        <w:t>Отдельная **поисковая** рекламная кампания в Яндекс Директе для фасадных термопанелей **КлинкерПрофи** с гео **только Приозерский район** Ленинградской области.</w:t>
+        <w:rPr>
+          <w:rFonts w:ascii="Consolas" w:hAnsi="Consolas"/>
+          <w:sz w:val="18"/>
+        </w:rPr>
+        <w:t>utm_source=yandex&amp;utm_medium=cpc&amp;utm_campaign=termopaneli_priozersk_cpa_search&amp;utm_content=search&amp;utm_term={keyword}</w:t>
       </w:r>
     </w:p>
     <w:p>
+      <w:pPr/>
       <w:r>
-        <w:t>**Кампания 1 из двух:** только **Поиск** (без РСЯ). Реклама в **РСЯ** — отдельная кампания и отдельная спецификация.</w:t>
+        <w:rPr>
+          <w:b w:val="0"/>
+        </w:rPr>
+        <w:t>Файлы импорта с этими метками:</w:t>
       </w:r>
     </w:p>
     <w:p>
+      <w:pPr>
+        <w:pStyle w:val="ListBullet"/>
+      </w:pPr>
       <w:r>
-        <w:t>**Стратегия:** «Максимум конверсий» + **оплата за конверсии** (платите за достижение целей в Метрике, а не за клики).</w:t>
+        <w:rPr>
+          <w:b w:val="0"/>
+        </w:rPr>
+        <w:t>[`termopaneli-priozersky-campaign-cpa-keywords.csv`](termopaneli-priozersky-campaign-cpa-keywords.csv)</w:t>
       </w:r>
     </w:p>
     <w:p>
+      <w:pPr>
+        <w:pStyle w:val="ListBullet"/>
+      </w:pPr>
       <w:r>
-        <w:t>**Бренд в рекламе:** только **КлинкерПрофи** (названия Marmara PRO / «Мармара Про» в кампаниях и объявлениях не используем). Домен сайта `marmara-pro.ru` — технический, в текстах не упоминаем.</w:t>
+        <w:rPr>
+          <w:b w:val="0"/>
+        </w:rPr>
+        <w:t>[`termopaneli-priozersky-campaign-cpa-ads.csv`](termopaneli-priozersky-campaign-cpa-ads.csv)</w:t>
       </w:r>
     </w:p>
     <w:p>
+      <w:pPr>
+        <w:pStyle w:val="Heading1"/>
+      </w:pPr>
       <w:r>
-        <w:t>Для группы объявлений внутри общей кампании с ручными ставками см. [`termopaneli-priozersky-adgroup.md`](termopaneli-priozersky-adgroup.md). Этот документ — **самостоятельная кампания**, не добавление группы в старую кампанию.</w:t>
+        <w:t>2. Предварительные условия (обязательно до запуска CPA)</w:t>
+      </w:r>
+    </w:p>
+    <w:p>
+      <w:pPr>
+        <w:pStyle w:val="ListNumber"/>
+      </w:pPr>
+      <w:r>
+        <w:rPr>
+          <w:b/>
+        </w:rPr>
+        <w:t>Яндекс Метрика</w:t>
+      </w:r>
+      <w:r>
+        <w:rPr>
+          <w:b w:val="0"/>
+        </w:rPr>
+        <w:t xml:space="preserve"> на `marmara-pro.ru` (Tilda: счётчик в настройках сайта, на всех страницах).</w:t>
+      </w:r>
+    </w:p>
+    <w:p>
+      <w:pPr>
+        <w:pStyle w:val="ListNumber"/>
+      </w:pPr>
+      <w:r>
+        <w:rPr>
+          <w:b/>
+        </w:rPr>
+        <w:t>Связка Метрика ↔ Директ:</w:t>
+      </w:r>
+      <w:r>
+        <w:rPr>
+          <w:b w:val="0"/>
+        </w:rPr>
+        <w:t xml:space="preserve"> Директ → Настройки → </w:t>
+      </w:r>
+      <w:r>
+        <w:rPr>
+          <w:b/>
+        </w:rPr>
+        <w:t>Метрика</w:t>
+      </w:r>
+      <w:r>
+        <w:rPr>
+          <w:b w:val="0"/>
+        </w:rPr>
+        <w:t xml:space="preserve"> → счётчик сайта подключён.</w:t>
+      </w:r>
+    </w:p>
+    <w:p>
+      <w:pPr>
+        <w:pStyle w:val="ListNumber"/>
+      </w:pPr>
+      <w:r>
+        <w:rPr>
+          <w:b/>
+        </w:rPr>
+        <w:t>Цели</w:t>
+      </w:r>
+      <w:r>
+        <w:rPr>
+          <w:b w:val="0"/>
+        </w:rPr>
+        <w:t xml:space="preserve"> (отдельные, с понятными названиями для отчётов):</w:t>
+      </w:r>
+    </w:p>
+    <w:tbl>
+      <w:tblPr>
+        <w:tblStyle w:val="TableGrid"/>
+        <w:tblW w:type="auto" w:w="0"/>
+        <w:tblLook w:firstColumn="1" w:firstRow="1" w:lastColumn="0" w:lastRow="0" w:noHBand="0" w:noVBand="1" w:val="04A0"/>
+      </w:tblPr>
+      <w:tblGrid>
+        <w:gridCol w:w="2880"/>
+        <w:gridCol w:w="2880"/>
+        <w:gridCol w:w="2880"/>
+      </w:tblGrid>
+      <w:tr>
+        <w:tc>
+          <w:tcPr>
+            <w:tcW w:type="dxa" w:w="2880"/>
+          </w:tcPr>
+          <w:p>
+            <w:r>
+              <w:rPr>
+                <w:b/>
+              </w:rPr>
+            </w:r>
+            <w:r>
+              <w:rPr>
+                <w:b/>
+              </w:rPr>
+              <w:t>Цель</w:t>
+            </w:r>
+          </w:p>
+        </w:tc>
+        <w:tc>
+          <w:tcPr>
+            <w:tcW w:type="dxa" w:w="2880"/>
+          </w:tcPr>
+          <w:p>
+            <w:r>
+              <w:rPr>
+                <w:b/>
+              </w:rPr>
+            </w:r>
+            <w:r>
+              <w:rPr>
+                <w:b/>
+              </w:rPr>
+              <w:t>Как настроить</w:t>
+            </w:r>
+          </w:p>
+        </w:tc>
+        <w:tc>
+          <w:tcPr>
+            <w:tcW w:type="dxa" w:w="2880"/>
+          </w:tcPr>
+          <w:p>
+            <w:r>
+              <w:rPr>
+                <w:b/>
+              </w:rPr>
+            </w:r>
+            <w:r>
+              <w:rPr>
+                <w:b/>
+              </w:rPr>
+              <w:t>Роль в кампании</w:t>
+            </w:r>
+          </w:p>
+        </w:tc>
+      </w:tr>
+      <w:tr>
+        <w:tc>
+          <w:tcPr>
+            <w:tcW w:type="dxa" w:w="2880"/>
+          </w:tcPr>
+          <w:p>
+            <w:r/>
+            <w:r>
+              <w:rPr>
+                <w:b/>
+              </w:rPr>
+              <w:t>Заявка с сайта</w:t>
+            </w:r>
+          </w:p>
+        </w:tc>
+        <w:tc>
+          <w:tcPr>
+            <w:tcW w:type="dxa" w:w="2880"/>
+          </w:tcPr>
+          <w:p>
+            <w:r/>
+            <w:r>
+              <w:rPr>
+                <w:b w:val="0"/>
+              </w:rPr>
+              <w:t>JavaScript-событие или «Отправка формы» Tilda на /termo и общих формах</w:t>
+            </w:r>
+          </w:p>
+        </w:tc>
+        <w:tc>
+          <w:tcPr>
+            <w:tcW w:type="dxa" w:w="2880"/>
+          </w:tcPr>
+          <w:p>
+            <w:r/>
+            <w:r>
+              <w:rPr>
+                <w:b w:val="0"/>
+              </w:rPr>
+              <w:t>Основная конверсия для CPA</w:t>
+            </w:r>
+          </w:p>
+        </w:tc>
+      </w:tr>
+      <w:tr>
+        <w:tc>
+          <w:tcPr>
+            <w:tcW w:type="dxa" w:w="2880"/>
+          </w:tcPr>
+          <w:p>
+            <w:r/>
+            <w:r>
+              <w:rPr>
+                <w:b/>
+              </w:rPr>
+              <w:t>Клик по телефону</w:t>
+            </w:r>
+          </w:p>
+        </w:tc>
+        <w:tc>
+          <w:tcPr>
+            <w:tcW w:type="dxa" w:w="2880"/>
+          </w:tcPr>
+          <w:p>
+            <w:r/>
+            <w:r>
+              <w:rPr>
+                <w:b w:val="0"/>
+              </w:rPr>
+              <w:t>Цель «Клик по номеру телефона» или JS на tel:+79217457755</w:t>
+            </w:r>
+          </w:p>
+        </w:tc>
+        <w:tc>
+          <w:tcPr>
+            <w:tcW w:type="dxa" w:w="2880"/>
+          </w:tcPr>
+          <w:p>
+            <w:r/>
+            <w:r>
+              <w:rPr>
+                <w:b w:val="0"/>
+              </w:rPr>
+              <w:t>Доп. конверсия (звонки с мобильных)</w:t>
+            </w:r>
+          </w:p>
+        </w:tc>
+      </w:tr>
+    </w:tbl>
+    <w:p/>
+    <w:p>
+      <w:pPr>
+        <w:pStyle w:val="ListNumber"/>
+      </w:pPr>
+      <w:r>
+        <w:rPr>
+          <w:b/>
+        </w:rPr>
+        <w:t>Проверка:</w:t>
+      </w:r>
+      <w:r>
+        <w:rPr>
+          <w:b w:val="0"/>
+        </w:rPr>
+        <w:t xml:space="preserve"> в Метрике → «Отчёты» / «Конверсии» — цели срабатывают при тестовой заявке и тестовом клике по телефону.</w:t>
+      </w:r>
+    </w:p>
+    <w:p>
+      <w:pPr>
+        <w:pStyle w:val="ListNumber"/>
+      </w:pPr>
+      <w:r>
+        <w:rPr>
+          <w:b/>
+        </w:rPr>
+        <w:t>Атрибуция:</w:t>
+      </w:r>
+      <w:r>
+        <w:rPr>
+          <w:b w:val="0"/>
+        </w:rPr>
+        <w:t xml:space="preserve"> для старта оставьте </w:t>
+      </w:r>
+      <w:r>
+        <w:rPr>
+          <w:b/>
+        </w:rPr>
+        <w:t>«Последний значимый переход»</w:t>
+      </w:r>
+      <w:r>
+        <w:rPr>
+          <w:b w:val="0"/>
+        </w:rPr>
+        <w:t xml:space="preserve"> или рекомендуемую Директом модель; </w:t>
+      </w:r>
+      <w:r>
+        <w:rPr>
+          <w:b/>
+        </w:rPr>
+        <w:t>не меняйте</w:t>
+      </w:r>
+      <w:r>
+        <w:rPr>
+          <w:b w:val="0"/>
+        </w:rPr>
+        <w:t xml:space="preserve"> модель и состав целей первые 1–2 недели после запуска (сбрасывает обучение).</w:t>
+      </w:r>
+    </w:p>
+    <w:p>
+      <w:pPr/>
+      <w:r>
+        <w:rPr>
+          <w:b/>
+        </w:rPr>
+        <w:t>Оплата за конверсии:</w:t>
+      </w:r>
+      <w:r>
+        <w:rPr>
+          <w:b w:val="0"/>
+        </w:rPr>
+        <w:t xml:space="preserve"> списание за конверсии, произошедшие </w:t>
+      </w:r>
+      <w:r>
+        <w:rPr>
+          <w:b/>
+        </w:rPr>
+        <w:t>в течение 21 дня</w:t>
+      </w:r>
+      <w:r>
+        <w:rPr>
+          <w:b w:val="0"/>
+        </w:rPr>
+        <w:t xml:space="preserve"> после клика по объявлению (справка Директа).</w:t>
+      </w:r>
+    </w:p>
+    <w:p>
+      <w:pPr>
+        <w:pStyle w:val="Heading1"/>
+      </w:pPr>
+      <w:r>
+        <w:t>3. Стратегия «Максимум конверсий» + оплата за конверсии</w:t>
       </w:r>
     </w:p>
     <w:p>
@@ -45,67 +999,1842 @@
         <w:pStyle w:val="Heading2"/>
       </w:pPr>
       <w:r>
-        <w:t>Сводка настроек</w:t>
+        <w:t>Шаги в интерфейсе</w:t>
+      </w:r>
+    </w:p>
+    <w:p>
+      <w:pPr>
+        <w:pStyle w:val="ListNumber"/>
+      </w:pPr>
+      <w:r>
+        <w:rPr>
+          <w:b w:val="0"/>
+        </w:rPr>
+        <w:t xml:space="preserve">Создать кампанию → </w:t>
+      </w:r>
+      <w:r>
+        <w:rPr>
+          <w:b/>
+        </w:rPr>
+        <w:t>Поиск</w:t>
+      </w:r>
+      <w:r>
+        <w:rPr>
+          <w:b w:val="0"/>
+        </w:rPr>
+        <w:t xml:space="preserve"> → </w:t>
+      </w:r>
+      <w:r>
+        <w:rPr>
+          <w:b/>
+        </w:rPr>
+        <w:t>Режим эксперта</w:t>
+      </w:r>
+      <w:r>
+        <w:rPr>
+          <w:b w:val="0"/>
+        </w:rPr>
+        <w:t>.</w:t>
+      </w:r>
+    </w:p>
+    <w:p>
+      <w:pPr>
+        <w:pStyle w:val="ListNumber"/>
+      </w:pPr>
+      <w:r>
+        <w:rPr>
+          <w:b w:val="0"/>
+        </w:rPr>
+        <w:t>Название: `КлинкерПрофи — термопанели, Приозерский район (Поиск, CPA)`.</w:t>
+      </w:r>
+    </w:p>
+    <w:p>
+      <w:pPr>
+        <w:pStyle w:val="ListNumber"/>
+      </w:pPr>
+      <w:r>
+        <w:rPr>
+          <w:b/>
+        </w:rPr>
+        <w:t>Места показа:</w:t>
+      </w:r>
+      <w:r>
+        <w:rPr>
+          <w:b w:val="0"/>
+        </w:rPr>
+        <w:t xml:space="preserve"> только </w:t>
+      </w:r>
+      <w:r>
+        <w:rPr>
+          <w:b/>
+        </w:rPr>
+        <w:t>Поиск</w:t>
+      </w:r>
+      <w:r>
+        <w:rPr>
+          <w:b w:val="0"/>
+        </w:rPr>
+        <w:t xml:space="preserve"> (без РСЯ), если доступен выбор на уровне кампании.</w:t>
+      </w:r>
+    </w:p>
+    <w:p>
+      <w:pPr>
+        <w:pStyle w:val="ListNumber"/>
+      </w:pPr>
+      <w:r>
+        <w:rPr>
+          <w:b w:val="0"/>
+        </w:rPr>
+        <w:t xml:space="preserve">Раздел </w:t>
+      </w:r>
+      <w:r>
+        <w:rPr>
+          <w:b/>
+        </w:rPr>
+        <w:t>Стратегия:</w:t>
+      </w:r>
+    </w:p>
+    <w:p>
+      <w:pPr>
+        <w:pStyle w:val="ListBullet2"/>
+      </w:pPr>
+      <w:r>
+        <w:rPr>
+          <w:b w:val="0"/>
+        </w:rPr>
+        <w:t xml:space="preserve">Стратегия: </w:t>
+      </w:r>
+      <w:r>
+        <w:rPr>
+          <w:b/>
+        </w:rPr>
+        <w:t>Максимум конверсий</w:t>
+      </w:r>
+    </w:p>
+    <w:p>
+      <w:pPr>
+        <w:pStyle w:val="ListBullet2"/>
+      </w:pPr>
+      <w:r>
+        <w:rPr>
+          <w:b w:val="0"/>
+        </w:rPr>
+        <w:t xml:space="preserve">Модель оплаты: </w:t>
+      </w:r>
+      <w:r>
+        <w:rPr>
+          <w:b/>
+        </w:rPr>
+        <w:t>За конверсии</w:t>
+      </w:r>
+      <w:r>
+        <w:rPr>
+          <w:b w:val="0"/>
+        </w:rPr>
+        <w:t xml:space="preserve"> (не «за клики»)</w:t>
+      </w:r>
+    </w:p>
+    <w:p>
+      <w:pPr>
+        <w:pStyle w:val="ListBullet2"/>
+      </w:pPr>
+      <w:r>
+        <w:rPr>
+          <w:b w:val="0"/>
+        </w:rPr>
+        <w:t xml:space="preserve">Бюджет: </w:t>
+      </w:r>
+      <w:r>
+        <w:rPr>
+          <w:b/>
+        </w:rPr>
+        <w:t>на неделю</w:t>
+      </w:r>
+      <w:r>
+        <w:rPr>
+          <w:b w:val="0"/>
+        </w:rPr>
+        <w:t xml:space="preserve"> (не «без ограничений»)</w:t>
+      </w:r>
+    </w:p>
+    <w:p>
+      <w:pPr>
+        <w:pStyle w:val="ListBullet2"/>
+      </w:pPr>
+      <w:r>
+        <w:rPr>
+          <w:b w:val="0"/>
+        </w:rPr>
+        <w:t xml:space="preserve">Ограничение: </w:t>
+      </w:r>
+      <w:r>
+        <w:rPr>
+          <w:b/>
+        </w:rPr>
+        <w:t>Цена конверсии</w:t>
+      </w:r>
+    </w:p>
+    <w:p>
+      <w:pPr>
+        <w:pStyle w:val="ListNumber"/>
+      </w:pPr>
+      <w:r>
+        <w:rPr>
+          <w:b/>
+        </w:rPr>
+        <w:t>Цели:</w:t>
+      </w:r>
+      <w:r>
+        <w:rPr>
+          <w:b w:val="0"/>
+        </w:rPr>
+        <w:t xml:space="preserve"> выбрать одну или обе цели из таблицы выше; для </w:t>
+      </w:r>
+      <w:r>
+        <w:rPr>
+          <w:b/>
+        </w:rPr>
+        <w:t>каждой</w:t>
+      </w:r>
+      <w:r>
+        <w:rPr>
+          <w:b w:val="0"/>
+        </w:rPr>
+        <w:t xml:space="preserve"> указать </w:t>
+      </w:r>
+      <w:r>
+        <w:rPr>
+          <w:b/>
+        </w:rPr>
+        <w:t>максимальную цену конверсии</w:t>
+      </w:r>
+      <w:r>
+        <w:rPr>
+          <w:b w:val="0"/>
+        </w:rPr>
+        <w:t xml:space="preserve"> (лимит, выше которого система не должна закупать конверсии в среднем по кампании).</w:t>
+      </w:r>
+    </w:p>
+    <w:p>
+      <w:pPr>
+        <w:pStyle w:val="ListNumber"/>
+      </w:pPr>
+      <w:r>
+        <w:rPr>
+          <w:b w:val="0"/>
+        </w:rPr>
+        <w:t>Сохранить кампанию.</w:t>
+      </w:r>
+    </w:p>
+    <w:p>
+      <w:pPr>
+        <w:pStyle w:val="Heading2"/>
+      </w:pPr>
+      <w:r>
+        <w:t>Рекомендуемые CPA и бюджет (стартовые, скорректировать по факту)</w:t>
+      </w:r>
+    </w:p>
+    <w:p>
+      <w:pPr/>
+      <w:r>
+        <w:rPr>
+          <w:b w:val="0"/>
+        </w:rPr>
+        <w:t>Для ниши «термопанели / B2C–малый B2B», узкое гео:</w:t>
+      </w:r>
+    </w:p>
+    <w:tbl>
+      <w:tblPr>
+        <w:tblStyle w:val="TableGrid"/>
+        <w:tblW w:type="auto" w:w="0"/>
+        <w:tblLook w:firstColumn="1" w:firstRow="1" w:lastColumn="0" w:lastRow="0" w:noHBand="0" w:noVBand="1" w:val="04A0"/>
+      </w:tblPr>
+      <w:tblGrid>
+        <w:gridCol w:w="2880"/>
+        <w:gridCol w:w="2880"/>
+        <w:gridCol w:w="2880"/>
+      </w:tblGrid>
+      <w:tr>
+        <w:tc>
+          <w:tcPr>
+            <w:tcW w:type="dxa" w:w="2880"/>
+          </w:tcPr>
+          <w:p>
+            <w:r>
+              <w:rPr>
+                <w:b/>
+              </w:rPr>
+            </w:r>
+            <w:r>
+              <w:rPr>
+                <w:b/>
+              </w:rPr>
+              <w:t>Цель</w:t>
+            </w:r>
+          </w:p>
+        </w:tc>
+        <w:tc>
+          <w:tcPr>
+            <w:tcW w:type="dxa" w:w="2880"/>
+          </w:tcPr>
+          <w:p>
+            <w:r>
+              <w:rPr>
+                <w:b/>
+              </w:rPr>
+            </w:r>
+            <w:r>
+              <w:rPr>
+                <w:b/>
+              </w:rPr>
+              <w:t>Стартовая цена конверсии (макс.)</w:t>
+            </w:r>
+          </w:p>
+        </w:tc>
+        <w:tc>
+          <w:tcPr>
+            <w:tcW w:type="dxa" w:w="2880"/>
+          </w:tcPr>
+          <w:p>
+            <w:r>
+              <w:rPr>
+                <w:b/>
+              </w:rPr>
+            </w:r>
+            <w:r>
+              <w:rPr>
+                <w:b/>
+              </w:rPr>
+              <w:t>Комментарий</w:t>
+            </w:r>
+          </w:p>
+        </w:tc>
+      </w:tr>
+      <w:tr>
+        <w:tc>
+          <w:tcPr>
+            <w:tcW w:type="dxa" w:w="2880"/>
+          </w:tcPr>
+          <w:p>
+            <w:r/>
+            <w:r>
+              <w:rPr>
+                <w:b w:val="0"/>
+              </w:rPr>
+              <w:t>Заявка с сайта</w:t>
+            </w:r>
+          </w:p>
+        </w:tc>
+        <w:tc>
+          <w:tcPr>
+            <w:tcW w:type="dxa" w:w="2880"/>
+          </w:tcPr>
+          <w:p>
+            <w:r/>
+            <w:r>
+              <w:rPr>
+                <w:b/>
+              </w:rPr>
+              <w:t>1 200–2 000 ₽</w:t>
+            </w:r>
+          </w:p>
+        </w:tc>
+        <w:tc>
+          <w:tcPr>
+            <w:tcW w:type="dxa" w:w="2880"/>
+          </w:tcPr>
+          <w:p>
+            <w:r/>
+            <w:r>
+              <w:rPr>
+                <w:b w:val="0"/>
+              </w:rPr>
+              <w:t>Основной KPI; если мало показов — поднять на 15–20 % через неделю</w:t>
+            </w:r>
+          </w:p>
+        </w:tc>
+      </w:tr>
+      <w:tr>
+        <w:tc>
+          <w:tcPr>
+            <w:tcW w:type="dxa" w:w="2880"/>
+          </w:tcPr>
+          <w:p>
+            <w:r/>
+            <w:r>
+              <w:rPr>
+                <w:b w:val="0"/>
+              </w:rPr>
+              <w:t>Клик по телефону</w:t>
+            </w:r>
+          </w:p>
+        </w:tc>
+        <w:tc>
+          <w:tcPr>
+            <w:tcW w:type="dxa" w:w="2880"/>
+          </w:tcPr>
+          <w:p>
+            <w:r/>
+            <w:r>
+              <w:rPr>
+                <w:b/>
+              </w:rPr>
+              <w:t>400–800 ₽</w:t>
+            </w:r>
+          </w:p>
+        </w:tc>
+        <w:tc>
+          <w:tcPr>
+            <w:tcW w:type="dxa" w:w="2880"/>
+          </w:tcPr>
+          <w:p>
+            <w:r/>
+            <w:r>
+              <w:rPr>
+                <w:b w:val="0"/>
+              </w:rPr>
+              <w:t>Часто дешевле заявки; не дублируйте одного клиента в отчётах без сквозной аналитики</w:t>
+            </w:r>
+          </w:p>
+        </w:tc>
+      </w:tr>
+    </w:tbl>
+    <w:p/>
+    <w:p>
+      <w:pPr/>
+      <w:r>
+        <w:rPr>
+          <w:b/>
+        </w:rPr>
+        <w:t>Недельный бюджет</w:t>
+      </w:r>
+      <w:r>
+        <w:rPr>
+          <w:b w:val="0"/>
+        </w:rPr>
+        <w:t xml:space="preserve"> (правило Директа: ≥ </w:t>
+      </w:r>
+      <w:r>
+        <w:rPr>
+          <w:b/>
+        </w:rPr>
+        <w:t>10 ×</w:t>
+      </w:r>
+      <w:r>
+        <w:rPr>
+          <w:b w:val="0"/>
+        </w:rPr>
+        <w:t xml:space="preserve"> цена конверсии):</w:t>
+      </w:r>
+    </w:p>
+    <w:tbl>
+      <w:tblPr>
+        <w:tblStyle w:val="TableGrid"/>
+        <w:tblW w:type="auto" w:w="0"/>
+        <w:tblLook w:firstColumn="1" w:firstRow="1" w:lastColumn="0" w:lastRow="0" w:noHBand="0" w:noVBand="1" w:val="04A0"/>
+      </w:tblPr>
+      <w:tblGrid>
+        <w:gridCol w:w="2880"/>
+        <w:gridCol w:w="2880"/>
+        <w:gridCol w:w="2880"/>
+      </w:tblGrid>
+      <w:tr>
+        <w:tc>
+          <w:tcPr>
+            <w:tcW w:type="dxa" w:w="2880"/>
+          </w:tcPr>
+          <w:p>
+            <w:r>
+              <w:rPr>
+                <w:b/>
+              </w:rPr>
+            </w:r>
+            <w:r>
+              <w:rPr>
+                <w:b/>
+              </w:rPr>
+              <w:t>Сценарий</w:t>
+            </w:r>
+          </w:p>
+        </w:tc>
+        <w:tc>
+          <w:tcPr>
+            <w:tcW w:type="dxa" w:w="2880"/>
+          </w:tcPr>
+          <w:p>
+            <w:r>
+              <w:rPr>
+                <w:b/>
+              </w:rPr>
+            </w:r>
+            <w:r>
+              <w:rPr>
+                <w:b/>
+              </w:rPr>
+              <w:t>CPA заявки</w:t>
+            </w:r>
+          </w:p>
+        </w:tc>
+        <w:tc>
+          <w:tcPr>
+            <w:tcW w:type="dxa" w:w="2880"/>
+          </w:tcPr>
+          <w:p>
+            <w:r>
+              <w:rPr>
+                <w:b/>
+              </w:rPr>
+            </w:r>
+            <w:r>
+              <w:rPr>
+                <w:b/>
+              </w:rPr>
+              <w:t>Мин. недельный бюджет</w:t>
+            </w:r>
+          </w:p>
+        </w:tc>
+      </w:tr>
+      <w:tr>
+        <w:tc>
+          <w:tcPr>
+            <w:tcW w:type="dxa" w:w="2880"/>
+          </w:tcPr>
+          <w:p>
+            <w:r/>
+            <w:r>
+              <w:rPr>
+                <w:b w:val="0"/>
+              </w:rPr>
+              <w:t>Консервативный</w:t>
+            </w:r>
+          </w:p>
+        </w:tc>
+        <w:tc>
+          <w:tcPr>
+            <w:tcW w:type="dxa" w:w="2880"/>
+          </w:tcPr>
+          <w:p>
+            <w:r/>
+            <w:r>
+              <w:rPr>
+                <w:b w:val="0"/>
+              </w:rPr>
+              <w:t>1 500 ₽</w:t>
+            </w:r>
+          </w:p>
+        </w:tc>
+        <w:tc>
+          <w:tcPr>
+            <w:tcW w:type="dxa" w:w="2880"/>
+          </w:tcPr>
+          <w:p>
+            <w:r/>
+            <w:r>
+              <w:rPr>
+                <w:b/>
+              </w:rPr>
+              <w:t>15 000 ₽/нед</w:t>
+            </w:r>
+            <w:r>
+              <w:rPr>
+                <w:b w:val="0"/>
+              </w:rPr>
+              <w:t xml:space="preserve"> (~2 150 ₽/день)</w:t>
+            </w:r>
+          </w:p>
+        </w:tc>
+      </w:tr>
+      <w:tr>
+        <w:tc>
+          <w:tcPr>
+            <w:tcW w:type="dxa" w:w="2880"/>
+          </w:tcPr>
+          <w:p>
+            <w:r/>
+            <w:r>
+              <w:rPr>
+                <w:b w:val="0"/>
+              </w:rPr>
+              <w:t>Рабочий</w:t>
+            </w:r>
+          </w:p>
+        </w:tc>
+        <w:tc>
+          <w:tcPr>
+            <w:tcW w:type="dxa" w:w="2880"/>
+          </w:tcPr>
+          <w:p>
+            <w:r/>
+            <w:r>
+              <w:rPr>
+                <w:b w:val="0"/>
+              </w:rPr>
+              <w:t>1 200 ₽</w:t>
+            </w:r>
+          </w:p>
+        </w:tc>
+        <w:tc>
+          <w:tcPr>
+            <w:tcW w:type="dxa" w:w="2880"/>
+          </w:tcPr>
+          <w:p>
+            <w:r/>
+            <w:r>
+              <w:rPr>
+                <w:b/>
+              </w:rPr>
+              <w:t>12 000 ₽/нед</w:t>
+            </w:r>
+          </w:p>
+        </w:tc>
+      </w:tr>
+      <w:tr>
+        <w:tc>
+          <w:tcPr>
+            <w:tcW w:type="dxa" w:w="2880"/>
+          </w:tcPr>
+          <w:p>
+            <w:r/>
+            <w:r>
+              <w:rPr>
+                <w:b w:val="0"/>
+              </w:rPr>
+              <w:t>Только заявка, агрессивный тест</w:t>
+            </w:r>
+          </w:p>
+        </w:tc>
+        <w:tc>
+          <w:tcPr>
+            <w:tcW w:type="dxa" w:w="2880"/>
+          </w:tcPr>
+          <w:p>
+            <w:r/>
+            <w:r>
+              <w:rPr>
+                <w:b w:val="0"/>
+              </w:rPr>
+              <w:t>2 000 ₽</w:t>
+            </w:r>
+          </w:p>
+        </w:tc>
+        <w:tc>
+          <w:tcPr>
+            <w:tcW w:type="dxa" w:w="2880"/>
+          </w:tcPr>
+          <w:p>
+            <w:r/>
+            <w:r>
+              <w:rPr>
+                <w:b/>
+              </w:rPr>
+              <w:t>20 000 ₽/нед</w:t>
+            </w:r>
+          </w:p>
+        </w:tc>
+      </w:tr>
+    </w:tbl>
+    <w:p/>
+    <w:p>
+      <w:pPr/>
+      <w:r>
+        <w:rPr>
+          <w:b w:val="0"/>
+        </w:rPr>
+        <w:t xml:space="preserve">Если выбраны </w:t>
+      </w:r>
+      <w:r>
+        <w:rPr>
+          <w:b/>
+        </w:rPr>
+        <w:t>две цели</w:t>
+      </w:r>
+      <w:r>
+        <w:rPr>
+          <w:b w:val="0"/>
+        </w:rPr>
+        <w:t xml:space="preserve">, недельного бюджета должно хватать минимум на </w:t>
+      </w:r>
+      <w:r>
+        <w:rPr>
+          <w:b/>
+        </w:rPr>
+        <w:t>10 конверсий в сумме</w:t>
+      </w:r>
+      <w:r>
+        <w:rPr>
+          <w:b w:val="0"/>
+        </w:rPr>
+        <w:t xml:space="preserve"> по кампании в неделю — иначе алгоритм «голодает» и режет показы.</w:t>
+      </w:r>
+    </w:p>
+    <w:p>
+      <w:pPr>
+        <w:pStyle w:val="Heading2"/>
+      </w:pPr>
+      <w:r>
+        <w:t>Если конверсий мало (&lt; ~10 в неделю по кампании)</w:t>
+      </w:r>
+    </w:p>
+    <w:p>
+      <w:pPr>
+        <w:pStyle w:val="ListNumber"/>
+      </w:pPr>
+      <w:r>
+        <w:rPr>
+          <w:b/>
+        </w:rPr>
+        <w:t>Этап 0 (1–3 недели):</w:t>
+      </w:r>
+      <w:r>
+        <w:rPr>
+          <w:b w:val="0"/>
+        </w:rPr>
+        <w:t xml:space="preserve"> та же кампания и гео, стратегия </w:t>
+      </w:r>
+      <w:r>
+        <w:rPr>
+          <w:b/>
+        </w:rPr>
+        <w:t>«Максимум конверсий»</w:t>
+      </w:r>
+      <w:r>
+        <w:rPr>
+          <w:b w:val="0"/>
+        </w:rPr>
+        <w:t xml:space="preserve">, но модель оплаты </w:t>
+      </w:r>
+      <w:r>
+        <w:rPr>
+          <w:b/>
+        </w:rPr>
+        <w:t>за клики</w:t>
+      </w:r>
+      <w:r>
+        <w:rPr>
+          <w:b w:val="0"/>
+        </w:rPr>
+        <w:t xml:space="preserve"> + недельный бюджет 8 000–12 000 ₽. Алгоритм учится на целях, вы платите за клики.</w:t>
+      </w:r>
+    </w:p>
+    <w:p>
+      <w:pPr>
+        <w:pStyle w:val="ListNumber"/>
+      </w:pPr>
+      <w:r>
+        <w:rPr>
+          <w:b w:val="0"/>
+        </w:rPr>
+        <w:t xml:space="preserve">После стабильных конверсий в Метрике (UTM `termopaneli_priozersk_cpa_search`) — переключить на </w:t>
+      </w:r>
+      <w:r>
+        <w:rPr>
+          <w:b/>
+        </w:rPr>
+        <w:t>оплату за конверсии</w:t>
+      </w:r>
+      <w:r>
+        <w:rPr>
+          <w:b w:val="0"/>
+        </w:rPr>
+        <w:t xml:space="preserve"> с CPA из таблицы.</w:t>
+      </w:r>
+    </w:p>
+    <w:p>
+      <w:pPr>
+        <w:pStyle w:val="ListNumber"/>
+      </w:pPr>
+      <w:r>
+        <w:rPr>
+          <w:b w:val="0"/>
+        </w:rPr>
+        <w:t xml:space="preserve">Альтернатива: временно расширить гео до </w:t>
+      </w:r>
+      <w:r>
+        <w:rPr>
+          <w:b/>
+        </w:rPr>
+        <w:t>Ленобласти</w:t>
+      </w:r>
+      <w:r>
+        <w:rPr>
+          <w:b w:val="0"/>
+        </w:rPr>
+        <w:t xml:space="preserve"> с </w:t>
+      </w:r>
+      <w:r>
+        <w:rPr>
+          <w:b/>
+        </w:rPr>
+        <w:t>−100 %</w:t>
+      </w:r>
+      <w:r>
+        <w:rPr>
+          <w:b w:val="0"/>
+        </w:rPr>
+        <w:t xml:space="preserve"> ставки вне Приозерского района (сложнее в эксперте; проще держать узкое гео и терпеть малый объём).</w:t>
+      </w:r>
+    </w:p>
+    <w:p>
+      <w:pPr/>
+      <w:r>
+        <w:rPr>
+          <w:b/>
+        </w:rPr>
+        <w:t>Не менять</w:t>
+      </w:r>
+      <w:r>
+        <w:rPr>
+          <w:b w:val="0"/>
+        </w:rPr>
+        <w:t xml:space="preserve"> каждые 2–3 дня: цели, CPA, атрибуцию, модель оплаты — это перезапускает обучение.</w:t>
+      </w:r>
+    </w:p>
+    <w:p>
+      <w:pPr>
+        <w:pStyle w:val="Heading1"/>
+      </w:pPr>
+      <w:r>
+        <w:t>4. Геотargeting</w:t>
+      </w:r>
+    </w:p>
+    <w:p>
+      <w:pPr/>
+      <w:r>
+        <w:rPr>
+          <w:b/>
+        </w:rPr>
+        <w:t>Регион показа кампании:</w:t>
+      </w:r>
+      <w:r>
+        <w:rPr>
+          <w:b w:val="0"/>
+        </w:rPr>
+        <w:t xml:space="preserve"> Приозерский район, Ленинградская область.</w:t>
+      </w:r>
+    </w:p>
+    <w:p>
+      <w:pPr/>
+      <w:r>
+        <w:rPr>
+          <w:b/>
+        </w:rPr>
+        <w:t>Корректировки ставок по НП (+15…+35 %)</w:t>
+      </w:r>
+      <w:r>
+        <w:rPr>
+          <w:b w:val="0"/>
+        </w:rPr>
+        <w:t xml:space="preserve"> — опционально, стратегия CPA сама повышает ставки на конверсионную аудиторию; имеет смысл только если в интерфейсе остаётся ручная надстройка:</w:t>
+      </w:r>
+    </w:p>
+    <w:tbl>
+      <w:tblPr>
+        <w:tblStyle w:val="TableGrid"/>
+        <w:tblW w:type="auto" w:w="0"/>
+        <w:tblLook w:firstColumn="1" w:firstRow="1" w:lastColumn="0" w:lastRow="0" w:noHBand="0" w:noVBand="1" w:val="04A0"/>
+      </w:tblPr>
+      <w:tblGrid>
+        <w:gridCol w:w="8640"/>
+      </w:tblGrid>
+      <w:tr>
+        <w:tc>
+          <w:tcPr>
+            <w:tcW w:type="dxa" w:w="8640"/>
+          </w:tcPr>
+          <w:p>
+            <w:r>
+              <w:rPr>
+                <w:b/>
+              </w:rPr>
+            </w:r>
+            <w:r>
+              <w:rPr>
+                <w:b/>
+              </w:rPr>
+              <w:t>Населённый пункт</w:t>
+            </w:r>
+          </w:p>
+        </w:tc>
+      </w:tr>
+      <w:tr>
+        <w:tc>
+          <w:tcPr>
+            <w:tcW w:type="dxa" w:w="8640"/>
+          </w:tcPr>
+          <w:p>
+            <w:r/>
+            <w:r>
+              <w:rPr>
+                <w:b w:val="0"/>
+              </w:rPr>
+              <w:t>Приозерск</w:t>
+            </w:r>
+          </w:p>
+        </w:tc>
+      </w:tr>
+      <w:tr>
+        <w:tc>
+          <w:tcPr>
+            <w:tcW w:type="dxa" w:w="8640"/>
+          </w:tcPr>
+          <w:p>
+            <w:r/>
+            <w:r>
+              <w:rPr>
+                <w:b w:val="0"/>
+              </w:rPr>
+              <w:t>Сосново</w:t>
+            </w:r>
+          </w:p>
+        </w:tc>
+      </w:tr>
+      <w:tr>
+        <w:tc>
+          <w:tcPr>
+            <w:tcW w:type="dxa" w:w="8640"/>
+          </w:tcPr>
+          <w:p>
+            <w:r/>
+            <w:r>
+              <w:rPr>
+                <w:b w:val="0"/>
+              </w:rPr>
+              <w:t>Кузнечное</w:t>
+            </w:r>
+          </w:p>
+        </w:tc>
+      </w:tr>
+      <w:tr>
+        <w:tc>
+          <w:tcPr>
+            <w:tcW w:type="dxa" w:w="8640"/>
+          </w:tcPr>
+          <w:p>
+            <w:r/>
+            <w:r>
+              <w:rPr>
+                <w:b w:val="0"/>
+              </w:rPr>
+              <w:t>Мельниково</w:t>
+            </w:r>
+          </w:p>
+        </w:tc>
+      </w:tr>
+      <w:tr>
+        <w:tc>
+          <w:tcPr>
+            <w:tcW w:type="dxa" w:w="8640"/>
+          </w:tcPr>
+          <w:p>
+            <w:r/>
+            <w:r>
+              <w:rPr>
+                <w:b w:val="0"/>
+              </w:rPr>
+              <w:t>Лесогорский</w:t>
+            </w:r>
+          </w:p>
+        </w:tc>
+      </w:tr>
+      <w:tr>
+        <w:tc>
+          <w:tcPr>
+            <w:tcW w:type="dxa" w:w="8640"/>
+          </w:tcPr>
+          <w:p>
+            <w:r/>
+            <w:r>
+              <w:rPr>
+                <w:b w:val="0"/>
+              </w:rPr>
+              <w:t>Ромашки</w:t>
+            </w:r>
+          </w:p>
+        </w:tc>
+      </w:tr>
+      <w:tr>
+        <w:tc>
+          <w:tcPr>
+            <w:tcW w:type="dxa" w:w="8640"/>
+          </w:tcPr>
+          <w:p>
+            <w:r/>
+            <w:r>
+              <w:rPr>
+                <w:b w:val="0"/>
+              </w:rPr>
+              <w:t>Синявино</w:t>
+            </w:r>
+          </w:p>
+        </w:tc>
+      </w:tr>
+    </w:tbl>
+    <w:p/>
+    <w:p>
+      <w:pPr/>
+      <w:r>
+        <w:rPr>
+          <w:b/>
+        </w:rPr>
+        <w:t>Мобильные:</w:t>
+      </w:r>
+      <w:r>
+        <w:rPr>
+          <w:b w:val="0"/>
+        </w:rPr>
+        <w:t xml:space="preserve"> +10…+15 % (звонки и формы с телефона).</w:t>
+      </w:r>
+    </w:p>
+    <w:p>
+      <w:pPr/>
+      <w:r>
+        <w:rPr>
+          <w:b w:val="0"/>
+        </w:rPr>
+        <w:t xml:space="preserve">Производство — </w:t>
+      </w:r>
+      <w:r>
+        <w:rPr>
+          <w:b/>
+        </w:rPr>
+        <w:t>г. Выборг</w:t>
+      </w:r>
+      <w:r>
+        <w:rPr>
+          <w:b w:val="0"/>
+        </w:rPr>
+        <w:t xml:space="preserve">. В текстах: «производство в Ленобласти», «доставка по области»; </w:t>
+      </w:r>
+      <w:r>
+        <w:rPr>
+          <w:b/>
+        </w:rPr>
+        <w:t>не</w:t>
+      </w:r>
+      <w:r>
+        <w:rPr>
+          <w:b w:val="0"/>
+        </w:rPr>
+        <w:t xml:space="preserve"> обещать бесплатную доставку в Приозерский район (в FAQ бесплатная доставка — для Выборгского района).</w:t>
+      </w:r>
+    </w:p>
+    <w:p>
+      <w:pPr>
+        <w:pStyle w:val="Heading1"/>
+      </w:pPr>
+      <w:r>
+        <w:t>5. Структура кампании</w:t>
+      </w:r>
+    </w:p>
+    <w:p>
+      <w:pPr/>
+      <w:r>
+        <w:rPr>
+          <w:b w:val="0"/>
+        </w:rPr>
+        <w:t xml:space="preserve">Одна кампания, </w:t>
+      </w:r>
+      <w:r>
+        <w:rPr>
+          <w:b/>
+        </w:rPr>
+        <w:t>одна группа объявлений</w:t>
+      </w:r>
+      <w:r>
+        <w:rPr>
+          <w:b w:val="0"/>
+        </w:rPr>
+        <w:t xml:space="preserve"> (достаточно для узкого гео):</w:t>
+      </w:r>
+    </w:p>
+    <w:tbl>
+      <w:tblPr>
+        <w:tblStyle w:val="TableGrid"/>
+        <w:tblW w:type="auto" w:w="0"/>
+        <w:tblLook w:firstColumn="1" w:firstRow="1" w:lastColumn="0" w:lastRow="0" w:noHBand="0" w:noVBand="1" w:val="04A0"/>
+      </w:tblPr>
+      <w:tblGrid>
+        <w:gridCol w:w="4320"/>
+        <w:gridCol w:w="4320"/>
+      </w:tblGrid>
+      <w:tr>
+        <w:tc>
+          <w:tcPr>
+            <w:tcW w:type="dxa" w:w="4320"/>
+          </w:tcPr>
+          <w:p>
+            <w:r>
+              <w:rPr>
+                <w:b/>
+              </w:rPr>
+            </w:r>
+            <w:r>
+              <w:rPr>
+                <w:b/>
+              </w:rPr>
+              <w:t>Группа</w:t>
+            </w:r>
+          </w:p>
+        </w:tc>
+        <w:tc>
+          <w:tcPr>
+            <w:tcW w:type="dxa" w:w="4320"/>
+          </w:tcPr>
+          <w:p>
+            <w:r>
+              <w:rPr>
+                <w:b/>
+              </w:rPr>
+            </w:r>
+            <w:r>
+              <w:rPr>
+                <w:b/>
+              </w:rPr>
+              <w:t>Содержание</w:t>
+            </w:r>
+          </w:p>
+        </w:tc>
+      </w:tr>
+      <w:tr>
+        <w:tc>
+          <w:tcPr>
+            <w:tcW w:type="dxa" w:w="4320"/>
+          </w:tcPr>
+          <w:p>
+            <w:r/>
+            <w:r>
+              <w:rPr>
+                <w:b/>
+              </w:rPr>
+              <w:t>Приозерский район</w:t>
+            </w:r>
+          </w:p>
+        </w:tc>
+        <w:tc>
+          <w:tcPr>
+            <w:tcW w:type="dxa" w:w="4320"/>
+          </w:tcPr>
+          <w:p>
+            <w:r/>
+            <w:r>
+              <w:rPr>
+                <w:b w:val="0"/>
+              </w:rPr>
+              <w:t>Ключи + 5 объявлений из CSV / раздела ниже</w:t>
+            </w:r>
+          </w:p>
+        </w:tc>
+      </w:tr>
+    </w:tbl>
+    <w:p/>
+    <w:p>
+      <w:pPr/>
+      <w:r>
+        <w:rPr>
+          <w:b w:val="0"/>
+        </w:rPr>
+        <w:t>При росте бюджета можно разделить на две группы: «Гео — Приозерск» и «Общие коммерческие» (те же ключи, что в termopaneli-priozersky-adgroup.md).</w:t>
+      </w:r>
+    </w:p>
+    <w:p>
+      <w:pPr>
+        <w:pStyle w:val="Heading1"/>
+      </w:pPr>
+      <w:r>
+        <w:t>6. Ключевые фразы и минус-слова</w:t>
+      </w:r>
+    </w:p>
+    <w:p>
+      <w:pPr/>
+      <w:r>
+        <w:rPr>
+          <w:b w:val="0"/>
+        </w:rPr>
+        <w:t>Полный список и импорт: termopaneli-priozersky-campaign-cpa-keywords.csv (совпадает с группой Приозерский район из adgroup-спецификации).</w:t>
+      </w:r>
+    </w:p>
+    <w:p>
+      <w:pPr/>
+      <w:r>
+        <w:rPr>
+          <w:b/>
+        </w:rPr>
+        <w:t>Минус-слова на уровне кампании</w:t>
+      </w:r>
+      <w:r>
+        <w:rPr>
+          <w:b w:val="0"/>
+        </w:rPr>
+        <w:t xml:space="preserve"> — скопировать из раздела «Минус-слова» в termopaneli-priozersky-adgroup.md (общий список + доп. для района).</w:t>
+      </w:r>
+    </w:p>
+    <w:p>
+      <w:pPr/>
+      <w:r>
+        <w:rPr>
+          <w:b w:val="0"/>
+        </w:rPr>
+        <w:t xml:space="preserve">При стратегии CPA </w:t>
+      </w:r>
+      <w:r>
+        <w:rPr>
+          <w:b/>
+        </w:rPr>
+        <w:t>ставки в CSV не задаются</w:t>
+      </w:r>
+      <w:r>
+        <w:rPr>
+          <w:b w:val="0"/>
+        </w:rPr>
+        <w:t xml:space="preserve"> — оставьте поле пустым.</w:t>
+      </w:r>
+    </w:p>
+    <w:p>
+      <w:pPr>
+        <w:pStyle w:val="Heading1"/>
+      </w:pPr>
+      <w:r>
+        <w:t>7. Объявления</w:t>
+      </w:r>
+    </w:p>
+    <w:p>
+      <w:pPr/>
+      <w:r>
+        <w:rPr>
+          <w:b w:val="0"/>
+        </w:rPr>
+        <w:t>Импорт: termopaneli-priozersky-campaign-cpa-ads.csv.</w:t>
+      </w:r>
+    </w:p>
+    <w:p>
+      <w:pPr/>
+      <w:r>
+        <w:rPr>
+          <w:b w:val="0"/>
+        </w:rPr>
+        <w:t xml:space="preserve">Тексты — те же 5 объявлений, </w:t>
+      </w:r>
+      <w:r>
+        <w:rPr>
+          <w:b/>
+        </w:rPr>
+        <w:t>без цен</w:t>
+      </w:r>
+      <w:r>
+        <w:rPr>
+          <w:b w:val="0"/>
+        </w:rPr>
+        <w:t xml:space="preserve">. Расширения на </w:t>
+      </w:r>
+      <w:r>
+        <w:rPr>
+          <w:b/>
+        </w:rPr>
+        <w:t>уровне кампании:</w:t>
+      </w:r>
+    </w:p>
+    <w:p>
+      <w:pPr>
+        <w:pStyle w:val="ListBullet"/>
+      </w:pPr>
+      <w:r>
+        <w:rPr>
+          <w:b/>
+        </w:rPr>
+        <w:t>Быстрые ссылки:</w:t>
+      </w:r>
+      <w:r>
+        <w:rPr>
+          <w:b w:val="0"/>
+        </w:rPr>
+        <w:t xml:space="preserve"> каталог `/termo`, монтаж, контакты, `tel:+79217457755`</w:t>
+      </w:r>
+    </w:p>
+    <w:p>
+      <w:pPr>
+        <w:pStyle w:val="ListBullet"/>
+      </w:pPr>
+      <w:r>
+        <w:rPr>
+          <w:b/>
+        </w:rPr>
+        <w:t>Уточнения:</w:t>
+      </w:r>
+      <w:r>
+        <w:rPr>
+          <w:b w:val="0"/>
+        </w:rPr>
+        <w:t xml:space="preserve"> производство в Выборге; доставка по Ленобласти; срок службы 25–50 лет; монтаж зимой до −15 °C; ППС и ППУ; консультация</w:t>
+      </w:r>
+    </w:p>
+    <w:p>
+      <w:pPr>
+        <w:pStyle w:val="ListBullet"/>
+      </w:pPr>
+      <w:r>
+        <w:rPr>
+          <w:b/>
+        </w:rPr>
+        <w:t>Визитка:</w:t>
+      </w:r>
+      <w:r>
+        <w:rPr>
+          <w:b w:val="0"/>
+        </w:rPr>
+        <w:t xml:space="preserve"> КлинкерПрофи, +7 (921) 745-77-55, г. Выборг, ул. Ленина, 11</w:t>
+      </w:r>
+    </w:p>
+    <w:p>
+      <w:pPr>
+        <w:pStyle w:val="Heading1"/>
+      </w:pPr>
+      <w:r>
+        <w:t>8. Пошаговый запуск в Директе</w:t>
+      </w:r>
+    </w:p>
+    <w:p>
+      <w:pPr>
+        <w:pStyle w:val="ListNumber"/>
+      </w:pPr>
+      <w:r>
+        <w:rPr>
+          <w:b w:val="0"/>
+        </w:rPr>
+        <w:t xml:space="preserve">Выполнить блок </w:t>
+      </w:r>
+      <w:r>
+        <w:rPr>
+          <w:b/>
+        </w:rPr>
+        <w:t>«Предварительные условия»</w:t>
+      </w:r>
+      <w:r>
+        <w:rPr>
+          <w:b w:val="0"/>
+        </w:rPr>
+        <w:t>.</w:t>
+      </w:r>
+    </w:p>
+    <w:p>
+      <w:pPr>
+        <w:pStyle w:val="ListNumber"/>
+      </w:pPr>
+      <w:r>
+        <w:rPr>
+          <w:b/>
+        </w:rPr>
+        <w:t>Создать кампанию</w:t>
+      </w:r>
+      <w:r>
+        <w:rPr>
+          <w:b w:val="0"/>
+        </w:rPr>
+        <w:t xml:space="preserve"> (Поиск, эксперт), название и гео — см. сводку.</w:t>
+      </w:r>
+    </w:p>
+    <w:p>
+      <w:pPr>
+        <w:pStyle w:val="ListNumber"/>
+      </w:pPr>
+      <w:r>
+        <w:rPr>
+          <w:b/>
+        </w:rPr>
+        <w:t>Стратегия:</w:t>
+      </w:r>
+      <w:r>
+        <w:rPr>
+          <w:b w:val="0"/>
+        </w:rPr>
+        <w:t xml:space="preserve"> Максимум конверсий → за конверсии → недельный бюджет → CPA по целям.</w:t>
+      </w:r>
+    </w:p>
+    <w:p>
+      <w:pPr>
+        <w:pStyle w:val="ListNumber"/>
+      </w:pPr>
+      <w:r>
+        <w:rPr>
+          <w:b/>
+        </w:rPr>
+        <w:t>URL-параметры</w:t>
+      </w:r>
+      <w:r>
+        <w:rPr>
+          <w:b w:val="0"/>
+        </w:rPr>
+        <w:t xml:space="preserve"> кампании — UTM из сводки.</w:t>
+      </w:r>
+    </w:p>
+    <w:p>
+      <w:pPr>
+        <w:pStyle w:val="ListNumber"/>
+      </w:pPr>
+      <w:r>
+        <w:rPr>
+          <w:b/>
+        </w:rPr>
+        <w:t>Группа</w:t>
+      </w:r>
+      <w:r>
+        <w:rPr>
+          <w:b w:val="0"/>
+        </w:rPr>
+        <w:t xml:space="preserve"> «Приозерский район» → импорт ключей и объявлений из CPA-CSV.</w:t>
+      </w:r>
+    </w:p>
+    <w:p>
+      <w:pPr>
+        <w:pStyle w:val="ListNumber"/>
+      </w:pPr>
+      <w:r>
+        <w:rPr>
+          <w:b/>
+        </w:rPr>
+        <w:t>Минус-слова</w:t>
+      </w:r>
+      <w:r>
+        <w:rPr>
+          <w:b w:val="0"/>
+        </w:rPr>
+        <w:t xml:space="preserve"> на кампании.</w:t>
+      </w:r>
+    </w:p>
+    <w:p>
+      <w:pPr>
+        <w:pStyle w:val="ListNumber"/>
+      </w:pPr>
+      <w:r>
+        <w:rPr>
+          <w:b/>
+        </w:rPr>
+        <w:t>Модерация</w:t>
+      </w:r>
+      <w:r>
+        <w:rPr>
+          <w:b w:val="0"/>
+        </w:rPr>
+        <w:t xml:space="preserve"> → после одобрения не трогать стратегию </w:t>
+      </w:r>
+      <w:r>
+        <w:rPr>
+          <w:b/>
+        </w:rPr>
+        <w:t>7–14 дней</w:t>
+      </w:r>
+      <w:r>
+        <w:rPr>
+          <w:b w:val="0"/>
+        </w:rPr>
+        <w:t>.</w:t>
+      </w:r>
+    </w:p>
+    <w:p>
+      <w:pPr>
+        <w:pStyle w:val="ListNumber"/>
+      </w:pPr>
+      <w:r>
+        <w:rPr>
+          <w:b/>
+        </w:rPr>
+        <w:t>Еженедельно:</w:t>
+      </w:r>
+      <w:r>
+        <w:rPr>
+          <w:b w:val="0"/>
+        </w:rPr>
+        <w:t xml:space="preserve"> Директ → «Поисковые запросы» → минус-слова; Метрика → цели по UTM `termopaneli_priozersk_cpa_search`.</w:t>
+      </w:r>
+    </w:p>
+    <w:p>
+      <w:pPr>
+        <w:pStyle w:val="Heading1"/>
+      </w:pPr>
+      <w:r>
+        <w:t>9. Контроль эффективности</w:t>
+      </w:r>
+    </w:p>
+    <w:tbl>
+      <w:tblPr>
+        <w:tblStyle w:val="TableGrid"/>
+        <w:tblW w:type="auto" w:w="0"/>
+        <w:tblLook w:firstColumn="1" w:firstRow="1" w:lastColumn="0" w:lastRow="0" w:noHBand="0" w:noVBand="1" w:val="04A0"/>
+      </w:tblPr>
+      <w:tblGrid>
+        <w:gridCol w:w="2880"/>
+        <w:gridCol w:w="2880"/>
+        <w:gridCol w:w="2880"/>
+      </w:tblGrid>
+      <w:tr>
+        <w:tc>
+          <w:tcPr>
+            <w:tcW w:type="dxa" w:w="2880"/>
+          </w:tcPr>
+          <w:p>
+            <w:r>
+              <w:rPr>
+                <w:b/>
+              </w:rPr>
+            </w:r>
+            <w:r>
+              <w:rPr>
+                <w:b/>
+              </w:rPr>
+              <w:t>Метрика</w:t>
+            </w:r>
+          </w:p>
+        </w:tc>
+        <w:tc>
+          <w:tcPr>
+            <w:tcW w:type="dxa" w:w="2880"/>
+          </w:tcPr>
+          <w:p>
+            <w:r>
+              <w:rPr>
+                <w:b/>
+              </w:rPr>
+            </w:r>
+            <w:r>
+              <w:rPr>
+                <w:b/>
+              </w:rPr>
+              <w:t>Где смотреть</w:t>
+            </w:r>
+          </w:p>
+        </w:tc>
+        <w:tc>
+          <w:tcPr>
+            <w:tcW w:type="dxa" w:w="2880"/>
+          </w:tcPr>
+          <w:p>
+            <w:r>
+              <w:rPr>
+                <w:b/>
+              </w:rPr>
+            </w:r>
+            <w:r>
+              <w:rPr>
+                <w:b/>
+              </w:rPr>
+              <w:t>Ориентир</w:t>
+            </w:r>
+          </w:p>
+        </w:tc>
+      </w:tr>
+      <w:tr>
+        <w:tc>
+          <w:tcPr>
+            <w:tcW w:type="dxa" w:w="2880"/>
+          </w:tcPr>
+          <w:p>
+            <w:r/>
+            <w:r>
+              <w:rPr>
+                <w:b w:val="0"/>
+              </w:rPr>
+              <w:t>Конверсии / CPA</w:t>
+            </w:r>
+          </w:p>
+        </w:tc>
+        <w:tc>
+          <w:tcPr>
+            <w:tcW w:type="dxa" w:w="2880"/>
+          </w:tcPr>
+          <w:p>
+            <w:r/>
+            <w:r>
+              <w:rPr>
+                <w:b w:val="0"/>
+              </w:rPr>
+              <w:t>Директ → кампания → «Конверсии»; Метрика с UTM</w:t>
+            </w:r>
+          </w:p>
+        </w:tc>
+        <w:tc>
+          <w:tcPr>
+            <w:tcW w:type="dxa" w:w="2880"/>
+          </w:tcPr>
+          <w:p>
+            <w:r/>
+            <w:r>
+              <w:rPr>
+                <w:b w:val="0"/>
+              </w:rPr>
+              <w:t>Фактический CPA ≤ заданного лимита</w:t>
+            </w:r>
+          </w:p>
+        </w:tc>
+      </w:tr>
+      <w:tr>
+        <w:tc>
+          <w:tcPr>
+            <w:tcW w:type="dxa" w:w="2880"/>
+          </w:tcPr>
+          <w:p>
+            <w:r/>
+            <w:r>
+              <w:rPr>
+                <w:b w:val="0"/>
+              </w:rPr>
+              <w:t>Объём</w:t>
+            </w:r>
+          </w:p>
+        </w:tc>
+        <w:tc>
+          <w:tcPr>
+            <w:tcW w:type="dxa" w:w="2880"/>
+          </w:tcPr>
+          <w:p>
+            <w:r/>
+            <w:r>
+              <w:rPr>
+                <w:b w:val="0"/>
+              </w:rPr>
+              <w:t>Показы, клики</w:t>
+            </w:r>
+          </w:p>
+        </w:tc>
+        <w:tc>
+          <w:tcPr>
+            <w:tcW w:type="dxa" w:w="2880"/>
+          </w:tcPr>
+          <w:p>
+            <w:r/>
+            <w:r>
+              <w:rPr>
+                <w:b w:val="0"/>
+              </w:rPr>
+              <w:t>При нуле показов — поднять CPA или бюджет на 15 %</w:t>
+            </w:r>
+          </w:p>
+        </w:tc>
+      </w:tr>
+      <w:tr>
+        <w:tc>
+          <w:tcPr>
+            <w:tcW w:type="dxa" w:w="2880"/>
+          </w:tcPr>
+          <w:p>
+            <w:r/>
+            <w:r>
+              <w:rPr>
+                <w:b w:val="0"/>
+              </w:rPr>
+              <w:t>Качество лидов</w:t>
+            </w:r>
+          </w:p>
+        </w:tc>
+        <w:tc>
+          <w:tcPr>
+            <w:tcW w:type="dxa" w:w="2880"/>
+          </w:tcPr>
+          <w:p>
+            <w:r/>
+            <w:r>
+              <w:rPr>
+                <w:b w:val="0"/>
+              </w:rPr>
+              <w:t>CRM / звонки</w:t>
+            </w:r>
+          </w:p>
+        </w:tc>
+        <w:tc>
+          <w:tcPr>
+            <w:tcW w:type="dxa" w:w="2880"/>
+          </w:tcPr>
+          <w:p>
+            <w:r/>
+            <w:r>
+              <w:rPr>
+                <w:b w:val="0"/>
+              </w:rPr>
+              <w:t>Если лиды «мусорные» — минус-слова + ужесточить ключи (убрать широкие «термопанели»)</w:t>
+            </w:r>
+          </w:p>
+        </w:tc>
+      </w:tr>
+    </w:tbl>
+    <w:p/>
+    <w:p>
+      <w:pPr>
+        <w:pStyle w:val="Heading1"/>
+      </w:pPr>
+      <w:r>
+        <w:t>10. Связанные файлы</w:t>
+      </w:r>
+    </w:p>
+    <w:tbl>
+      <w:tblPr>
+        <w:tblStyle w:val="TableGrid"/>
+        <w:tblW w:type="auto" w:w="0"/>
+        <w:tblLook w:firstColumn="1" w:firstRow="1" w:lastColumn="0" w:lastRow="0" w:noHBand="0" w:noVBand="1" w:val="04A0"/>
+      </w:tblPr>
+      <w:tblGrid>
+        <w:gridCol w:w="4320"/>
+        <w:gridCol w:w="4320"/>
+      </w:tblGrid>
+      <w:tr>
+        <w:tc>
+          <w:tcPr>
+            <w:tcW w:type="dxa" w:w="4320"/>
+          </w:tcPr>
+          <w:p>
+            <w:r>
+              <w:rPr>
+                <w:b/>
+              </w:rPr>
+            </w:r>
+            <w:r>
+              <w:rPr>
+                <w:b/>
+              </w:rPr>
+              <w:t>Файл</w:t>
+            </w:r>
+          </w:p>
+        </w:tc>
+        <w:tc>
+          <w:tcPr>
+            <w:tcW w:type="dxa" w:w="4320"/>
+          </w:tcPr>
+          <w:p>
+            <w:r>
+              <w:rPr>
+                <w:b/>
+              </w:rPr>
+            </w:r>
+            <w:r>
+              <w:rPr>
+                <w:b/>
+              </w:rPr>
+              <w:t>Назначение</w:t>
+            </w:r>
+          </w:p>
+        </w:tc>
+      </w:tr>
+      <w:tr>
+        <w:tc>
+          <w:tcPr>
+            <w:tcW w:type="dxa" w:w="4320"/>
+          </w:tcPr>
+          <w:p>
+            <w:r/>
+            <w:r>
+              <w:rPr>
+                <w:b w:val="0"/>
+              </w:rPr>
+              <w:t>termopaneli-priozersky-adgroup.md</w:t>
+            </w:r>
+          </w:p>
+        </w:tc>
+        <w:tc>
+          <w:tcPr>
+            <w:tcW w:type="dxa" w:w="4320"/>
+          </w:tcPr>
+          <w:p>
+            <w:r/>
+            <w:r>
+              <w:rPr>
+                <w:b w:val="0"/>
+              </w:rPr>
+              <w:t>Тексты, минус-слова, альтернатива «группа в другой кампании»</w:t>
+            </w:r>
+          </w:p>
+        </w:tc>
+      </w:tr>
+      <w:tr>
+        <w:tc>
+          <w:tcPr>
+            <w:tcW w:type="dxa" w:w="4320"/>
+          </w:tcPr>
+          <w:p>
+            <w:r/>
+            <w:r>
+              <w:rPr>
+                <w:b w:val="0"/>
+              </w:rPr>
+              <w:t>agents/termopaneli/faq.md</w:t>
+            </w:r>
+          </w:p>
+        </w:tc>
+        <w:tc>
+          <w:tcPr>
+            <w:tcW w:type="dxa" w:w="4320"/>
+          </w:tcPr>
+          <w:p>
+            <w:r/>
+            <w:r>
+              <w:rPr>
+                <w:b w:val="0"/>
+              </w:rPr>
+              <w:t>Факты для объявлений</w:t>
+            </w:r>
+          </w:p>
+        </w:tc>
+      </w:tr>
+      <w:tr>
+        <w:tc>
+          <w:tcPr>
+            <w:tcW w:type="dxa" w:w="4320"/>
+          </w:tcPr>
+          <w:p>
+            <w:r/>
+            <w:r>
+              <w:rPr>
+                <w:b w:val="0"/>
+              </w:rPr>
+              <w:t>sites/marmara-pro/termo-seo.md</w:t>
+            </w:r>
+          </w:p>
+        </w:tc>
+        <w:tc>
+          <w:tcPr>
+            <w:tcW w:type="dxa" w:w="4320"/>
+          </w:tcPr>
+          <w:p>
+            <w:r/>
+            <w:r>
+              <w:rPr>
+                <w:b w:val="0"/>
+              </w:rPr>
+              <w:t>SEO посадочной (если в репозитории)</w:t>
+            </w:r>
+          </w:p>
+        </w:tc>
+      </w:tr>
+    </w:tbl>
+    <w:p/>
+    <w:p>
+      <w:r>
+        <w:rPr>
+          <w:i/>
+        </w:rPr>
+        <w:t>Клиент: КлинкерПрофи · ИП Баушев Дмитрий Викторович · г. Выборг</w:t>
       </w:r>
     </w:p>
     <w:p>
       <w:r>
-        <w:t>| Параметр | Значение |</w:t>
+        <w:br w:type="page"/>
+      </w:r>
+    </w:p>
+    <w:p>
+      <w:pPr>
+        <w:pStyle w:val="Heading1"/>
+      </w:pPr>
+      <w:r>
+        <w:t>11. Приложение: объявления из CSV</w:t>
+      </w:r>
+    </w:p>
+    <w:p>
+      <w:pPr>
+        <w:pStyle w:val="Heading2"/>
+      </w:pPr>
+      <w:r>
+        <w:t>Тексты объявлений (импорт CSV)</w:t>
       </w:r>
     </w:p>
     <w:p>
       <w:r>
-        <w:t>|---|---|</w:t>
-      </w:r>
-    </w:p>
-    <w:p>
-      <w:r>
-        <w:t>| **Название кампании** | `КлинкерПрофи — термопанели, Приозерский район (Поиск, CPA)` |</w:t>
-      </w:r>
-    </w:p>
-    <w:p>
-      <w:r>
-        <w:t>| **Места показа** | **Только Поиск** (РСЯ выключена) |</w:t>
-      </w:r>
-    </w:p>
-    <w:p>
-      <w:r>
-        <w:t>| **Тип** | Реклама на Поиске → **Режим эксперта** (или ЕПК с площадками «Поиск» без РСЯ, если удобнее единый кабинет) |</w:t>
-      </w:r>
-    </w:p>
-    <w:p>
-      <w:r>
-        <w:t>| **Посадочная** | `https://marmara-pro.ru/termo` |</w:t>
-      </w:r>
-    </w:p>
-    <w:p>
-      <w:r>
-        <w:t>| **Гео** | **Приозерский район**, Ленинградская область (без показов в остальной области) |</w:t>
-      </w:r>
-    </w:p>
-    <w:p>
-      <w:r>
-        <w:t>| **Стратегия** | **Максимум конверсий** |</w:t>
-      </w:r>
-    </w:p>
-    <w:p>
-      <w:r>
-        <w:t>| **Модель оплаты** | **За конверсии** |</w:t>
-      </w:r>
-    </w:p>
-    <w:p>
-      <w:r>
-        <w:t>| **Ограничение расходов** | **Цена конверсии** (CPA) по каждой выбранной цели |</w:t>
-      </w:r>
-    </w:p>
-    <w:p>
-      <w:r>
-        <w:t>| **Бюджет** | **Недельный** (рекомендуется), не меньше **10 × CPA** самой дорогой цели |</w:t>
-      </w:r>
-    </w:p>
-    <w:p>
-      <w:r>
-        <w:t>| **Цены в объявлениях** | Не указывать |</w:t>
+        <w:t>Без указания цен. Лимиты: заголовок 1 — 56 символов, заголовок 2 — 30, текст — 81.</w:t>
       </w:r>
     </w:p>
     <w:p>
@@ -113,535 +2842,1456 @@
         <w:pStyle w:val="Heading3"/>
       </w:pPr>
       <w:r>
-        <w:t>UTM (уровень кампании)</w:t>
+        <w:t>Объявление 1</w:t>
       </w:r>
     </w:p>
-    <w:p>
-      <w:r>
-        <w:t>В **Настройки кампании → URL-параметры** (или в ссылках объявлений):</w:t>
-      </w:r>
-    </w:p>
-    <w:p>
-      <w:r>
-        <w:t>utm_source=yandex&amp;utm_medium=cpc&amp;utm_campaign=termopaneli_priozersk_cpa_search&amp;utm_content=search&amp;utm_term={keyword}</w:t>
-      </w:r>
-    </w:p>
-    <w:p>
-      <w:r>
-        <w:t>Файлы импорта с этими метками:</w:t>
-      </w:r>
-    </w:p>
-    <w:p>
-      <w:r>
-        <w:t>- [`termopaneli-priozersky-campaign-cpa-keywords.csv`](termopaneli-priozersky-campaign-cpa-keywords.csv)</w:t>
-      </w:r>
-    </w:p>
-    <w:p>
-      <w:r>
-        <w:t>- [`termopaneli-priozersky-campaign-cpa-ads.csv`](termopaneli-priozersky-campaign-cpa-ads.csv)</w:t>
-      </w:r>
-    </w:p>
-    <w:p>
-      <w:pPr>
-        <w:pStyle w:val="Heading2"/>
-      </w:pPr>
-      <w:r>
-        <w:t>Предварительные условия (обязательно до запуска CPA)</w:t>
-      </w:r>
-    </w:p>
-    <w:p>
-      <w:r>
-        <w:t>1. **Яндекс Метрика** на `marmara-pro.ru` (Tilda: счётчик в настройках сайта, на всех страницах).</w:t>
-      </w:r>
-    </w:p>
-    <w:p>
-      <w:r>
-        <w:t>2. **Связка Метрика ↔ Директ:** Директ → Настройки → **Метрика** → счётчик сайта подключён.</w:t>
-      </w:r>
-    </w:p>
-    <w:p>
-      <w:r>
-        <w:t>3. **Цели** (отдельные, с понятными названиями для отчётов):</w:t>
-      </w:r>
-    </w:p>
-    <w:p>
-      <w:r>
-        <w:t>| Цель | Как настроить | Роль в кампании |</w:t>
-      </w:r>
-    </w:p>
-    <w:p>
-      <w:r>
-        <w:t>|---|---|---|</w:t>
-      </w:r>
-    </w:p>
-    <w:p>
-      <w:r>
-        <w:t>| **Заявка с сайта** | JavaScript-событие или «Отправка формы» Tilda на `/termo` и общих формах | Основная конверсия для CPA |</w:t>
-      </w:r>
-    </w:p>
-    <w:p>
-      <w:r>
-        <w:t>| **Клик по телефону** | Цель «Клик по номеру телефона» или JS на `tel:+79217457755` | Доп. конверсия (звонки с мобильных) |</w:t>
-      </w:r>
-    </w:p>
-    <w:p>
-      <w:r>
-        <w:t>4. **Проверка:** в Метрике → «Отчёты» / «Конверсии» — цели срабатывают при тестовой заявке и тестовом клике по телефону.</w:t>
-      </w:r>
-    </w:p>
-    <w:p>
-      <w:r>
-        <w:t>5. **Атрибуция:** для старта оставьте **«Последний значимый переход»** или рекомендуемую Директом модель; **не меняйте** модель и состав целей первые 1–2 недели после запуска (сбрасывает обучение).</w:t>
-      </w:r>
-    </w:p>
-    <w:p>
-      <w:r>
-        <w:t>**Оплата за конверсии:** списание за конверсии, произошедшие **в течение 21 дня** после клика по объявлению ([справка Директа](https://yandex.com/support/direct/ru/strategies/average-cpa-conversions)).</w:t>
-      </w:r>
-    </w:p>
-    <w:p>
-      <w:pPr>
-        <w:pStyle w:val="Heading2"/>
-      </w:pPr>
-      <w:r>
-        <w:t>Стратегия «Максимум конверсий» + оплата за конверсии</w:t>
-      </w:r>
-    </w:p>
+    <w:tbl>
+      <w:tblPr>
+        <w:tblStyle w:val="TableGrid"/>
+        <w:tblW w:type="auto" w:w="0"/>
+        <w:tblLook w:firstColumn="1" w:firstRow="1" w:lastColumn="0" w:lastRow="0" w:noHBand="0" w:noVBand="1" w:val="04A0"/>
+      </w:tblPr>
+      <w:tblGrid>
+        <w:gridCol w:w="2880"/>
+        <w:gridCol w:w="2880"/>
+        <w:gridCol w:w="2880"/>
+      </w:tblGrid>
+      <w:tr>
+        <w:tc>
+          <w:tcPr>
+            <w:tcW w:type="dxa" w:w="2880"/>
+          </w:tcPr>
+          <w:p>
+            <w:r>
+              <w:rPr>
+                <w:b/>
+              </w:rPr>
+            </w:r>
+            <w:r>
+              <w:rPr>
+                <w:b/>
+              </w:rPr>
+              <w:t>Поле</w:t>
+            </w:r>
+          </w:p>
+        </w:tc>
+        <w:tc>
+          <w:tcPr>
+            <w:tcW w:type="dxa" w:w="2880"/>
+          </w:tcPr>
+          <w:p>
+            <w:r>
+              <w:rPr>
+                <w:b/>
+              </w:rPr>
+            </w:r>
+            <w:r>
+              <w:rPr>
+                <w:b/>
+              </w:rPr>
+              <w:t>Текст</w:t>
+            </w:r>
+          </w:p>
+        </w:tc>
+        <w:tc>
+          <w:tcPr>
+            <w:tcW w:type="dxa" w:w="2880"/>
+          </w:tcPr>
+          <w:p>
+            <w:r>
+              <w:rPr>
+                <w:b/>
+              </w:rPr>
+            </w:r>
+            <w:r>
+              <w:rPr>
+                <w:b/>
+              </w:rPr>
+              <w:t>Символов</w:t>
+            </w:r>
+          </w:p>
+        </w:tc>
+      </w:tr>
+      <w:tr>
+        <w:tc>
+          <w:tcPr>
+            <w:tcW w:type="dxa" w:w="2880"/>
+          </w:tcPr>
+          <w:p>
+            <w:r/>
+            <w:r>
+              <w:rPr>
+                <w:b w:val="0"/>
+              </w:rPr>
+              <w:t>Заголовок 1</w:t>
+            </w:r>
+          </w:p>
+        </w:tc>
+        <w:tc>
+          <w:tcPr>
+            <w:tcW w:type="dxa" w:w="2880"/>
+          </w:tcPr>
+          <w:p>
+            <w:r/>
+            <w:r>
+              <w:rPr>
+                <w:b w:val="0"/>
+              </w:rPr>
+              <w:t>Термопанели с клинкером — КлинкерПрофи</w:t>
+            </w:r>
+          </w:p>
+        </w:tc>
+        <w:tc>
+          <w:tcPr>
+            <w:tcW w:type="dxa" w:w="2880"/>
+          </w:tcPr>
+          <w:p>
+            <w:r/>
+            <w:r>
+              <w:rPr>
+                <w:b w:val="0"/>
+              </w:rPr>
+              <w:t>38</w:t>
+            </w:r>
+          </w:p>
+        </w:tc>
+      </w:tr>
+      <w:tr>
+        <w:tc>
+          <w:tcPr>
+            <w:tcW w:type="dxa" w:w="2880"/>
+          </w:tcPr>
+          <w:p>
+            <w:r/>
+            <w:r>
+              <w:rPr>
+                <w:b w:val="0"/>
+              </w:rPr>
+              <w:t>Заголовок 2</w:t>
+            </w:r>
+          </w:p>
+        </w:tc>
+        <w:tc>
+          <w:tcPr>
+            <w:tcW w:type="dxa" w:w="2880"/>
+          </w:tcPr>
+          <w:p>
+            <w:r/>
+            <w:r>
+              <w:rPr>
+                <w:b w:val="0"/>
+              </w:rPr>
+              <w:t>Приозерский район</w:t>
+            </w:r>
+          </w:p>
+        </w:tc>
+        <w:tc>
+          <w:tcPr>
+            <w:tcW w:type="dxa" w:w="2880"/>
+          </w:tcPr>
+          <w:p>
+            <w:r/>
+            <w:r>
+              <w:rPr>
+                <w:b w:val="0"/>
+              </w:rPr>
+              <w:t>17</w:t>
+            </w:r>
+          </w:p>
+        </w:tc>
+      </w:tr>
+      <w:tr>
+        <w:tc>
+          <w:tcPr>
+            <w:tcW w:type="dxa" w:w="2880"/>
+          </w:tcPr>
+          <w:p>
+            <w:r/>
+            <w:r>
+              <w:rPr>
+                <w:b w:val="0"/>
+              </w:rPr>
+              <w:t>Текст</w:t>
+            </w:r>
+          </w:p>
+        </w:tc>
+        <w:tc>
+          <w:tcPr>
+            <w:tcW w:type="dxa" w:w="2880"/>
+          </w:tcPr>
+          <w:p>
+            <w:r/>
+            <w:r>
+              <w:rPr>
+                <w:b w:val="0"/>
+              </w:rPr>
+              <w:t>Утепление и фасад за один этап. Производство в Выборге. Доставка по Ленобласти.</w:t>
+            </w:r>
+          </w:p>
+        </w:tc>
+        <w:tc>
+          <w:tcPr>
+            <w:tcW w:type="dxa" w:w="2880"/>
+          </w:tcPr>
+          <w:p>
+            <w:r/>
+            <w:r>
+              <w:rPr>
+                <w:b w:val="0"/>
+              </w:rPr>
+              <w:t>79</w:t>
+            </w:r>
+          </w:p>
+        </w:tc>
+      </w:tr>
+      <w:tr>
+        <w:tc>
+          <w:tcPr>
+            <w:tcW w:type="dxa" w:w="2880"/>
+          </w:tcPr>
+          <w:p>
+            <w:r/>
+            <w:r>
+              <w:rPr>
+                <w:b w:val="0"/>
+              </w:rPr>
+              <w:t>Ссылка</w:t>
+            </w:r>
+          </w:p>
+        </w:tc>
+        <w:tc>
+          <w:tcPr>
+            <w:tcW w:type="dxa" w:w="2880"/>
+          </w:tcPr>
+          <w:p>
+            <w:r/>
+            <w:r>
+              <w:rPr>
+                <w:b w:val="0"/>
+              </w:rPr>
+              <w:t>https://marmara-pro.ru/termo?utm_source=yandex&amp;utm_medium=cpc&amp;utm_campaign=termopaneli_priozersk_cpa_search&amp;utm_content=search&amp;utm_term={keyword}</w:t>
+            </w:r>
+          </w:p>
+        </w:tc>
+        <w:tc>
+          <w:tcPr>
+            <w:tcW w:type="dxa" w:w="2880"/>
+          </w:tcPr>
+          <w:p>
+            <w:r/>
+            <w:r>
+              <w:rPr>
+                <w:b w:val="0"/>
+              </w:rPr>
+              <w:t>145</w:t>
+            </w:r>
+          </w:p>
+        </w:tc>
+      </w:tr>
+      <w:tr>
+        <w:tc>
+          <w:tcPr>
+            <w:tcW w:type="dxa" w:w="2880"/>
+          </w:tcPr>
+          <w:p>
+            <w:r/>
+            <w:r>
+              <w:rPr>
+                <w:b w:val="0"/>
+              </w:rPr>
+              <w:t>Отображаемая ссылка</w:t>
+            </w:r>
+          </w:p>
+        </w:tc>
+        <w:tc>
+          <w:tcPr>
+            <w:tcW w:type="dxa" w:w="2880"/>
+          </w:tcPr>
+          <w:p>
+            <w:r/>
+            <w:r>
+              <w:rPr>
+                <w:b w:val="0"/>
+              </w:rPr>
+              <w:t>marmara-pro.ru/termo</w:t>
+            </w:r>
+          </w:p>
+        </w:tc>
+        <w:tc>
+          <w:tcPr>
+            <w:tcW w:type="dxa" w:w="2880"/>
+          </w:tcPr>
+          <w:p>
+            <w:r/>
+          </w:p>
+        </w:tc>
+      </w:tr>
+    </w:tbl>
+    <w:p/>
     <w:p>
       <w:pPr>
         <w:pStyle w:val="Heading3"/>
       </w:pPr>
       <w:r>
-        <w:t>Шаги в интерфейсе</w:t>
+        <w:t>Объявление 2</w:t>
       </w:r>
     </w:p>
-    <w:p>
-      <w:r>
-        <w:t>1. Создать кампанию → **Поиск** → **Режим эксперта**.</w:t>
-      </w:r>
-    </w:p>
-    <w:p>
-      <w:r>
-        <w:t>2. Название: `КлинкерПрофи — термопанели, Приозерский район (Поиск, CPA)`.</w:t>
-      </w:r>
-    </w:p>
-    <w:p>
-      <w:r>
-        <w:t>3. **Места показа:** только **Поиск** (без РСЯ), если доступен выбор на уровне кампании.</w:t>
-      </w:r>
-    </w:p>
-    <w:p>
-      <w:r>
-        <w:t>4. Раздел **Стратегия:**</w:t>
-      </w:r>
-    </w:p>
-    <w:p>
-      <w:r>
-        <w:t xml:space="preserve">   - Стратегия: **Максимум конверсий**</w:t>
-      </w:r>
-    </w:p>
-    <w:p>
-      <w:r>
-        <w:t xml:space="preserve">   - Модель оплаты: **За конверсии** (не «за клики»)</w:t>
-      </w:r>
-    </w:p>
-    <w:p>
-      <w:r>
-        <w:t xml:space="preserve">   - Бюджет: **на неделю** (не «без ограничений»)</w:t>
-      </w:r>
-    </w:p>
-    <w:p>
-      <w:r>
-        <w:t xml:space="preserve">   - Ограничение: **Цена конверсии**</w:t>
-      </w:r>
-    </w:p>
-    <w:p>
-      <w:r>
-        <w:t>5. **Цели:** выбрать одну или обе цели из таблицы выше; для **каждой** указать **максимальную цену конверсии** (лимит, выше которого система не должна закупать конверсии в среднем по кампании).</w:t>
-      </w:r>
-    </w:p>
-    <w:p>
-      <w:r>
-        <w:t>6. Сохранить кампанию.</w:t>
-      </w:r>
-    </w:p>
+    <w:tbl>
+      <w:tblPr>
+        <w:tblStyle w:val="TableGrid"/>
+        <w:tblW w:type="auto" w:w="0"/>
+        <w:tblLook w:firstColumn="1" w:firstRow="1" w:lastColumn="0" w:lastRow="0" w:noHBand="0" w:noVBand="1" w:val="04A0"/>
+      </w:tblPr>
+      <w:tblGrid>
+        <w:gridCol w:w="2880"/>
+        <w:gridCol w:w="2880"/>
+        <w:gridCol w:w="2880"/>
+      </w:tblGrid>
+      <w:tr>
+        <w:tc>
+          <w:tcPr>
+            <w:tcW w:type="dxa" w:w="2880"/>
+          </w:tcPr>
+          <w:p>
+            <w:r>
+              <w:rPr>
+                <w:b/>
+              </w:rPr>
+            </w:r>
+            <w:r>
+              <w:rPr>
+                <w:b/>
+              </w:rPr>
+              <w:t>Поле</w:t>
+            </w:r>
+          </w:p>
+        </w:tc>
+        <w:tc>
+          <w:tcPr>
+            <w:tcW w:type="dxa" w:w="2880"/>
+          </w:tcPr>
+          <w:p>
+            <w:r>
+              <w:rPr>
+                <w:b/>
+              </w:rPr>
+            </w:r>
+            <w:r>
+              <w:rPr>
+                <w:b/>
+              </w:rPr>
+              <w:t>Текст</w:t>
+            </w:r>
+          </w:p>
+        </w:tc>
+        <w:tc>
+          <w:tcPr>
+            <w:tcW w:type="dxa" w:w="2880"/>
+          </w:tcPr>
+          <w:p>
+            <w:r>
+              <w:rPr>
+                <w:b/>
+              </w:rPr>
+            </w:r>
+            <w:r>
+              <w:rPr>
+                <w:b/>
+              </w:rPr>
+              <w:t>Символов</w:t>
+            </w:r>
+          </w:p>
+        </w:tc>
+      </w:tr>
+      <w:tr>
+        <w:tc>
+          <w:tcPr>
+            <w:tcW w:type="dxa" w:w="2880"/>
+          </w:tcPr>
+          <w:p>
+            <w:r/>
+            <w:r>
+              <w:rPr>
+                <w:b w:val="0"/>
+              </w:rPr>
+              <w:t>Заголовок 1</w:t>
+            </w:r>
+          </w:p>
+        </w:tc>
+        <w:tc>
+          <w:tcPr>
+            <w:tcW w:type="dxa" w:w="2880"/>
+          </w:tcPr>
+          <w:p>
+            <w:r/>
+            <w:r>
+              <w:rPr>
+                <w:b w:val="0"/>
+              </w:rPr>
+              <w:t>Термопанели для дома в Приозерске</w:t>
+            </w:r>
+          </w:p>
+        </w:tc>
+        <w:tc>
+          <w:tcPr>
+            <w:tcW w:type="dxa" w:w="2880"/>
+          </w:tcPr>
+          <w:p>
+            <w:r/>
+            <w:r>
+              <w:rPr>
+                <w:b w:val="0"/>
+              </w:rPr>
+              <w:t>33</w:t>
+            </w:r>
+          </w:p>
+        </w:tc>
+      </w:tr>
+      <w:tr>
+        <w:tc>
+          <w:tcPr>
+            <w:tcW w:type="dxa" w:w="2880"/>
+          </w:tcPr>
+          <w:p>
+            <w:r/>
+            <w:r>
+              <w:rPr>
+                <w:b w:val="0"/>
+              </w:rPr>
+              <w:t>Заголовок 2</w:t>
+            </w:r>
+          </w:p>
+        </w:tc>
+        <w:tc>
+          <w:tcPr>
+            <w:tcW w:type="dxa" w:w="2880"/>
+          </w:tcPr>
+          <w:p>
+            <w:r/>
+            <w:r>
+              <w:rPr>
+                <w:b w:val="0"/>
+              </w:rPr>
+              <w:t>Собственное производство</w:t>
+            </w:r>
+          </w:p>
+        </w:tc>
+        <w:tc>
+          <w:tcPr>
+            <w:tcW w:type="dxa" w:w="2880"/>
+          </w:tcPr>
+          <w:p>
+            <w:r/>
+            <w:r>
+              <w:rPr>
+                <w:b w:val="0"/>
+              </w:rPr>
+              <w:t>24</w:t>
+            </w:r>
+          </w:p>
+        </w:tc>
+      </w:tr>
+      <w:tr>
+        <w:tc>
+          <w:tcPr>
+            <w:tcW w:type="dxa" w:w="2880"/>
+          </w:tcPr>
+          <w:p>
+            <w:r/>
+            <w:r>
+              <w:rPr>
+                <w:b w:val="0"/>
+              </w:rPr>
+              <w:t>Текст</w:t>
+            </w:r>
+          </w:p>
+        </w:tc>
+        <w:tc>
+          <w:tcPr>
+            <w:tcW w:type="dxa" w:w="2880"/>
+          </w:tcPr>
+          <w:p>
+            <w:r/>
+            <w:r>
+              <w:rPr>
+                <w:b w:val="0"/>
+              </w:rPr>
+              <w:t>Клинкерный фасад без «мокрых» работ. Монтаж зимой до −15 °C. Звоните!</w:t>
+            </w:r>
+          </w:p>
+        </w:tc>
+        <w:tc>
+          <w:tcPr>
+            <w:tcW w:type="dxa" w:w="2880"/>
+          </w:tcPr>
+          <w:p>
+            <w:r/>
+            <w:r>
+              <w:rPr>
+                <w:b w:val="0"/>
+              </w:rPr>
+              <w:t>69</w:t>
+            </w:r>
+          </w:p>
+        </w:tc>
+      </w:tr>
+      <w:tr>
+        <w:tc>
+          <w:tcPr>
+            <w:tcW w:type="dxa" w:w="2880"/>
+          </w:tcPr>
+          <w:p>
+            <w:r/>
+            <w:r>
+              <w:rPr>
+                <w:b w:val="0"/>
+              </w:rPr>
+              <w:t>Ссылка</w:t>
+            </w:r>
+          </w:p>
+        </w:tc>
+        <w:tc>
+          <w:tcPr>
+            <w:tcW w:type="dxa" w:w="2880"/>
+          </w:tcPr>
+          <w:p>
+            <w:r/>
+            <w:r>
+              <w:rPr>
+                <w:b w:val="0"/>
+              </w:rPr>
+              <w:t>https://marmara-pro.ru/termo?utm_source=yandex&amp;utm_medium=cpc&amp;utm_campaign=termopaneli_priozersk_cpa_search&amp;utm_content=search&amp;utm_term={keyword}</w:t>
+            </w:r>
+          </w:p>
+        </w:tc>
+        <w:tc>
+          <w:tcPr>
+            <w:tcW w:type="dxa" w:w="2880"/>
+          </w:tcPr>
+          <w:p>
+            <w:r/>
+            <w:r>
+              <w:rPr>
+                <w:b w:val="0"/>
+              </w:rPr>
+              <w:t>145</w:t>
+            </w:r>
+          </w:p>
+        </w:tc>
+      </w:tr>
+      <w:tr>
+        <w:tc>
+          <w:tcPr>
+            <w:tcW w:type="dxa" w:w="2880"/>
+          </w:tcPr>
+          <w:p>
+            <w:r/>
+            <w:r>
+              <w:rPr>
+                <w:b w:val="0"/>
+              </w:rPr>
+              <w:t>Отображаемая ссылка</w:t>
+            </w:r>
+          </w:p>
+        </w:tc>
+        <w:tc>
+          <w:tcPr>
+            <w:tcW w:type="dxa" w:w="2880"/>
+          </w:tcPr>
+          <w:p>
+            <w:r/>
+            <w:r>
+              <w:rPr>
+                <w:b w:val="0"/>
+              </w:rPr>
+              <w:t>marmara-pro.ru/termo</w:t>
+            </w:r>
+          </w:p>
+        </w:tc>
+        <w:tc>
+          <w:tcPr>
+            <w:tcW w:type="dxa" w:w="2880"/>
+          </w:tcPr>
+          <w:p>
+            <w:r/>
+          </w:p>
+        </w:tc>
+      </w:tr>
+    </w:tbl>
+    <w:p/>
     <w:p>
       <w:pPr>
         <w:pStyle w:val="Heading3"/>
       </w:pPr>
       <w:r>
-        <w:t>Рекомендуемые CPA и бюджет (стартовые, скорректировать по факту)</w:t>
+        <w:t>Объявление 3</w:t>
       </w:r>
     </w:p>
-    <w:p>
-      <w:r>
-        <w:t>Для ниши «термопанели / B2C–малый B2B», узкое гео:</w:t>
-      </w:r>
-    </w:p>
-    <w:p>
-      <w:r>
-        <w:t>| Цель | Стартовая цена конверсии (макс.) | Комментарий |</w:t>
-      </w:r>
-    </w:p>
-    <w:p>
-      <w:r>
-        <w:t>|---|---|---|</w:t>
-      </w:r>
-    </w:p>
-    <w:p>
-      <w:r>
-        <w:t>| Заявка с сайта | **1 200–2 000 ₽** | Основной KPI; если мало показов — поднять на 15–20 % через неделю |</w:t>
-      </w:r>
-    </w:p>
-    <w:p>
-      <w:r>
-        <w:t>| Клик по телефону | **400–800 ₽** | Часто дешевле заявки; не дублируйте одного клиента в отчётах без сквозной аналитики |</w:t>
-      </w:r>
-    </w:p>
-    <w:p>
-      <w:r>
-        <w:t>**Недельный бюджет** (правило Директа: ≥ **10 ×** цена конверсии):</w:t>
-      </w:r>
-    </w:p>
-    <w:p>
-      <w:r>
-        <w:t>| Сценарий | CPA заявки | Мин. недельный бюджет |</w:t>
-      </w:r>
-    </w:p>
-    <w:p>
-      <w:r>
-        <w:t>|---|---|---|</w:t>
-      </w:r>
-    </w:p>
-    <w:p>
-      <w:r>
-        <w:t>| Консервативный | 1 500 ₽ | **15 000 ₽/нед** (~2 150 ₽/день) |</w:t>
-      </w:r>
-    </w:p>
-    <w:p>
-      <w:r>
-        <w:t>| Рабочий | 1 200 ₽ | **12 000 ₽/нед** |</w:t>
-      </w:r>
-    </w:p>
-    <w:p>
-      <w:r>
-        <w:t>| Только заявка, агрессивный тест | 2 000 ₽ | **20 000 ₽/нед** |</w:t>
-      </w:r>
-    </w:p>
-    <w:p>
-      <w:r>
-        <w:t>Если выбраны **две цели**, недельного бюджета должно хватать минимум на **10 конверсий в сумме** по кампании в неделю — иначе алгоритм «голодает» и режет показы.</w:t>
-      </w:r>
-    </w:p>
+    <w:tbl>
+      <w:tblPr>
+        <w:tblStyle w:val="TableGrid"/>
+        <w:tblW w:type="auto" w:w="0"/>
+        <w:tblLook w:firstColumn="1" w:firstRow="1" w:lastColumn="0" w:lastRow="0" w:noHBand="0" w:noVBand="1" w:val="04A0"/>
+      </w:tblPr>
+      <w:tblGrid>
+        <w:gridCol w:w="2880"/>
+        <w:gridCol w:w="2880"/>
+        <w:gridCol w:w="2880"/>
+      </w:tblGrid>
+      <w:tr>
+        <w:tc>
+          <w:tcPr>
+            <w:tcW w:type="dxa" w:w="2880"/>
+          </w:tcPr>
+          <w:p>
+            <w:r>
+              <w:rPr>
+                <w:b/>
+              </w:rPr>
+            </w:r>
+            <w:r>
+              <w:rPr>
+                <w:b/>
+              </w:rPr>
+              <w:t>Поле</w:t>
+            </w:r>
+          </w:p>
+        </w:tc>
+        <w:tc>
+          <w:tcPr>
+            <w:tcW w:type="dxa" w:w="2880"/>
+          </w:tcPr>
+          <w:p>
+            <w:r>
+              <w:rPr>
+                <w:b/>
+              </w:rPr>
+            </w:r>
+            <w:r>
+              <w:rPr>
+                <w:b/>
+              </w:rPr>
+              <w:t>Текст</w:t>
+            </w:r>
+          </w:p>
+        </w:tc>
+        <w:tc>
+          <w:tcPr>
+            <w:tcW w:type="dxa" w:w="2880"/>
+          </w:tcPr>
+          <w:p>
+            <w:r>
+              <w:rPr>
+                <w:b/>
+              </w:rPr>
+            </w:r>
+            <w:r>
+              <w:rPr>
+                <w:b/>
+              </w:rPr>
+              <w:t>Символов</w:t>
+            </w:r>
+          </w:p>
+        </w:tc>
+      </w:tr>
+      <w:tr>
+        <w:tc>
+          <w:tcPr>
+            <w:tcW w:type="dxa" w:w="2880"/>
+          </w:tcPr>
+          <w:p>
+            <w:r/>
+            <w:r>
+              <w:rPr>
+                <w:b w:val="0"/>
+              </w:rPr>
+              <w:t>Заголовок 1</w:t>
+            </w:r>
+          </w:p>
+        </w:tc>
+        <w:tc>
+          <w:tcPr>
+            <w:tcW w:type="dxa" w:w="2880"/>
+          </w:tcPr>
+          <w:p>
+            <w:r/>
+            <w:r>
+              <w:rPr>
+                <w:b w:val="0"/>
+              </w:rPr>
+              <w:t>Фасадные термопанели с клинкером</w:t>
+            </w:r>
+          </w:p>
+        </w:tc>
+        <w:tc>
+          <w:tcPr>
+            <w:tcW w:type="dxa" w:w="2880"/>
+          </w:tcPr>
+          <w:p>
+            <w:r/>
+            <w:r>
+              <w:rPr>
+                <w:b w:val="0"/>
+              </w:rPr>
+              <w:t>32</w:t>
+            </w:r>
+          </w:p>
+        </w:tc>
+      </w:tr>
+      <w:tr>
+        <w:tc>
+          <w:tcPr>
+            <w:tcW w:type="dxa" w:w="2880"/>
+          </w:tcPr>
+          <w:p>
+            <w:r/>
+            <w:r>
+              <w:rPr>
+                <w:b w:val="0"/>
+              </w:rPr>
+              <w:t>Заголовок 2</w:t>
+            </w:r>
+          </w:p>
+        </w:tc>
+        <w:tc>
+          <w:tcPr>
+            <w:tcW w:type="dxa" w:w="2880"/>
+          </w:tcPr>
+          <w:p>
+            <w:r/>
+            <w:r>
+              <w:rPr>
+                <w:b w:val="0"/>
+              </w:rPr>
+              <w:t>Доставка в Ленобласть</w:t>
+            </w:r>
+          </w:p>
+        </w:tc>
+        <w:tc>
+          <w:tcPr>
+            <w:tcW w:type="dxa" w:w="2880"/>
+          </w:tcPr>
+          <w:p>
+            <w:r/>
+            <w:r>
+              <w:rPr>
+                <w:b w:val="0"/>
+              </w:rPr>
+              <w:t>21</w:t>
+            </w:r>
+          </w:p>
+        </w:tc>
+      </w:tr>
+      <w:tr>
+        <w:tc>
+          <w:tcPr>
+            <w:tcW w:type="dxa" w:w="2880"/>
+          </w:tcPr>
+          <w:p>
+            <w:r/>
+            <w:r>
+              <w:rPr>
+                <w:b w:val="0"/>
+              </w:rPr>
+              <w:t>Текст</w:t>
+            </w:r>
+          </w:p>
+        </w:tc>
+        <w:tc>
+          <w:tcPr>
+            <w:tcW w:type="dxa" w:w="2880"/>
+          </w:tcPr>
+          <w:p>
+            <w:r/>
+            <w:r>
+              <w:rPr>
+                <w:b w:val="0"/>
+              </w:rPr>
+              <w:t>Завод в Выборге. Срок службы 25–50 лет. Не требуют покраски. Консультация.</w:t>
+            </w:r>
+          </w:p>
+        </w:tc>
+        <w:tc>
+          <w:tcPr>
+            <w:tcW w:type="dxa" w:w="2880"/>
+          </w:tcPr>
+          <w:p>
+            <w:r/>
+            <w:r>
+              <w:rPr>
+                <w:b w:val="0"/>
+              </w:rPr>
+              <w:t>74</w:t>
+            </w:r>
+          </w:p>
+        </w:tc>
+      </w:tr>
+      <w:tr>
+        <w:tc>
+          <w:tcPr>
+            <w:tcW w:type="dxa" w:w="2880"/>
+          </w:tcPr>
+          <w:p>
+            <w:r/>
+            <w:r>
+              <w:rPr>
+                <w:b w:val="0"/>
+              </w:rPr>
+              <w:t>Ссылка</w:t>
+            </w:r>
+          </w:p>
+        </w:tc>
+        <w:tc>
+          <w:tcPr>
+            <w:tcW w:type="dxa" w:w="2880"/>
+          </w:tcPr>
+          <w:p>
+            <w:r/>
+            <w:r>
+              <w:rPr>
+                <w:b w:val="0"/>
+              </w:rPr>
+              <w:t>https://marmara-pro.ru/termo?utm_source=yandex&amp;utm_medium=cpc&amp;utm_campaign=termopaneli_priozersk_cpa_search&amp;utm_content=search&amp;utm_term={keyword}</w:t>
+            </w:r>
+          </w:p>
+        </w:tc>
+        <w:tc>
+          <w:tcPr>
+            <w:tcW w:type="dxa" w:w="2880"/>
+          </w:tcPr>
+          <w:p>
+            <w:r/>
+            <w:r>
+              <w:rPr>
+                <w:b w:val="0"/>
+              </w:rPr>
+              <w:t>145</w:t>
+            </w:r>
+          </w:p>
+        </w:tc>
+      </w:tr>
+      <w:tr>
+        <w:tc>
+          <w:tcPr>
+            <w:tcW w:type="dxa" w:w="2880"/>
+          </w:tcPr>
+          <w:p>
+            <w:r/>
+            <w:r>
+              <w:rPr>
+                <w:b w:val="0"/>
+              </w:rPr>
+              <w:t>Отображаемая ссылка</w:t>
+            </w:r>
+          </w:p>
+        </w:tc>
+        <w:tc>
+          <w:tcPr>
+            <w:tcW w:type="dxa" w:w="2880"/>
+          </w:tcPr>
+          <w:p>
+            <w:r/>
+            <w:r>
+              <w:rPr>
+                <w:b w:val="0"/>
+              </w:rPr>
+              <w:t>marmara-pro.ru/termo</w:t>
+            </w:r>
+          </w:p>
+        </w:tc>
+        <w:tc>
+          <w:tcPr>
+            <w:tcW w:type="dxa" w:w="2880"/>
+          </w:tcPr>
+          <w:p>
+            <w:r/>
+          </w:p>
+        </w:tc>
+      </w:tr>
+    </w:tbl>
+    <w:p/>
     <w:p>
       <w:pPr>
         <w:pStyle w:val="Heading3"/>
       </w:pPr>
       <w:r>
-        <w:t>Если конверсий мало (&lt; ~10 в неделю по кампании)</w:t>
+        <w:t>Объявление 4</w:t>
       </w:r>
     </w:p>
+    <w:tbl>
+      <w:tblPr>
+        <w:tblStyle w:val="TableGrid"/>
+        <w:tblW w:type="auto" w:w="0"/>
+        <w:tblLook w:firstColumn="1" w:firstRow="1" w:lastColumn="0" w:lastRow="0" w:noHBand="0" w:noVBand="1" w:val="04A0"/>
+      </w:tblPr>
+      <w:tblGrid>
+        <w:gridCol w:w="2880"/>
+        <w:gridCol w:w="2880"/>
+        <w:gridCol w:w="2880"/>
+      </w:tblGrid>
+      <w:tr>
+        <w:tc>
+          <w:tcPr>
+            <w:tcW w:type="dxa" w:w="2880"/>
+          </w:tcPr>
+          <w:p>
+            <w:r>
+              <w:rPr>
+                <w:b/>
+              </w:rPr>
+            </w:r>
+            <w:r>
+              <w:rPr>
+                <w:b/>
+              </w:rPr>
+              <w:t>Поле</w:t>
+            </w:r>
+          </w:p>
+        </w:tc>
+        <w:tc>
+          <w:tcPr>
+            <w:tcW w:type="dxa" w:w="2880"/>
+          </w:tcPr>
+          <w:p>
+            <w:r>
+              <w:rPr>
+                <w:b/>
+              </w:rPr>
+            </w:r>
+            <w:r>
+              <w:rPr>
+                <w:b/>
+              </w:rPr>
+              <w:t>Текст</w:t>
+            </w:r>
+          </w:p>
+        </w:tc>
+        <w:tc>
+          <w:tcPr>
+            <w:tcW w:type="dxa" w:w="2880"/>
+          </w:tcPr>
+          <w:p>
+            <w:r>
+              <w:rPr>
+                <w:b/>
+              </w:rPr>
+            </w:r>
+            <w:r>
+              <w:rPr>
+                <w:b/>
+              </w:rPr>
+              <w:t>Символов</w:t>
+            </w:r>
+          </w:p>
+        </w:tc>
+      </w:tr>
+      <w:tr>
+        <w:tc>
+          <w:tcPr>
+            <w:tcW w:type="dxa" w:w="2880"/>
+          </w:tcPr>
+          <w:p>
+            <w:r/>
+            <w:r>
+              <w:rPr>
+                <w:b w:val="0"/>
+              </w:rPr>
+              <w:t>Заголовок 1</w:t>
+            </w:r>
+          </w:p>
+        </w:tc>
+        <w:tc>
+          <w:tcPr>
+            <w:tcW w:type="dxa" w:w="2880"/>
+          </w:tcPr>
+          <w:p>
+            <w:r/>
+            <w:r>
+              <w:rPr>
+                <w:b w:val="0"/>
+              </w:rPr>
+              <w:t>Клинкерные термопанели — КлинкерПрофи</w:t>
+            </w:r>
+          </w:p>
+        </w:tc>
+        <w:tc>
+          <w:tcPr>
+            <w:tcW w:type="dxa" w:w="2880"/>
+          </w:tcPr>
+          <w:p>
+            <w:r/>
+            <w:r>
+              <w:rPr>
+                <w:b w:val="0"/>
+              </w:rPr>
+              <w:t>37</w:t>
+            </w:r>
+          </w:p>
+        </w:tc>
+      </w:tr>
+      <w:tr>
+        <w:tc>
+          <w:tcPr>
+            <w:tcW w:type="dxa" w:w="2880"/>
+          </w:tcPr>
+          <w:p>
+            <w:r/>
+            <w:r>
+              <w:rPr>
+                <w:b w:val="0"/>
+              </w:rPr>
+              <w:t>Заголовок 2</w:t>
+            </w:r>
+          </w:p>
+        </w:tc>
+        <w:tc>
+          <w:tcPr>
+            <w:tcW w:type="dxa" w:w="2880"/>
+          </w:tcPr>
+          <w:p>
+            <w:r/>
+            <w:r>
+              <w:rPr>
+                <w:b w:val="0"/>
+              </w:rPr>
+              <w:t>Приозерск и район</w:t>
+            </w:r>
+          </w:p>
+        </w:tc>
+        <w:tc>
+          <w:tcPr>
+            <w:tcW w:type="dxa" w:w="2880"/>
+          </w:tcPr>
+          <w:p>
+            <w:r/>
+            <w:r>
+              <w:rPr>
+                <w:b w:val="0"/>
+              </w:rPr>
+              <w:t>17</w:t>
+            </w:r>
+          </w:p>
+        </w:tc>
+      </w:tr>
+      <w:tr>
+        <w:tc>
+          <w:tcPr>
+            <w:tcW w:type="dxa" w:w="2880"/>
+          </w:tcPr>
+          <w:p>
+            <w:r/>
+            <w:r>
+              <w:rPr>
+                <w:b w:val="0"/>
+              </w:rPr>
+              <w:t>Текст</w:t>
+            </w:r>
+          </w:p>
+        </w:tc>
+        <w:tc>
+          <w:tcPr>
+            <w:tcW w:type="dxa" w:w="2880"/>
+          </w:tcPr>
+          <w:p>
+            <w:r/>
+            <w:r>
+              <w:rPr>
+                <w:b w:val="0"/>
+              </w:rPr>
+              <w:t>Сухой монтаж за дни, не недели. ППС и ППУ на выбор. Подберём толщину под дом.</w:t>
+            </w:r>
+          </w:p>
+        </w:tc>
+        <w:tc>
+          <w:tcPr>
+            <w:tcW w:type="dxa" w:w="2880"/>
+          </w:tcPr>
+          <w:p>
+            <w:r/>
+            <w:r>
+              <w:rPr>
+                <w:b w:val="0"/>
+              </w:rPr>
+              <w:t>77</w:t>
+            </w:r>
+          </w:p>
+        </w:tc>
+      </w:tr>
+      <w:tr>
+        <w:tc>
+          <w:tcPr>
+            <w:tcW w:type="dxa" w:w="2880"/>
+          </w:tcPr>
+          <w:p>
+            <w:r/>
+            <w:r>
+              <w:rPr>
+                <w:b w:val="0"/>
+              </w:rPr>
+              <w:t>Ссылка</w:t>
+            </w:r>
+          </w:p>
+        </w:tc>
+        <w:tc>
+          <w:tcPr>
+            <w:tcW w:type="dxa" w:w="2880"/>
+          </w:tcPr>
+          <w:p>
+            <w:r/>
+            <w:r>
+              <w:rPr>
+                <w:b w:val="0"/>
+              </w:rPr>
+              <w:t>https://marmara-pro.ru/termo?utm_source=yandex&amp;utm_medium=cpc&amp;utm_campaign=termopaneli_priozersk_cpa_search&amp;utm_content=search&amp;utm_term={keyword}</w:t>
+            </w:r>
+          </w:p>
+        </w:tc>
+        <w:tc>
+          <w:tcPr>
+            <w:tcW w:type="dxa" w:w="2880"/>
+          </w:tcPr>
+          <w:p>
+            <w:r/>
+            <w:r>
+              <w:rPr>
+                <w:b w:val="0"/>
+              </w:rPr>
+              <w:t>145</w:t>
+            </w:r>
+          </w:p>
+        </w:tc>
+      </w:tr>
+      <w:tr>
+        <w:tc>
+          <w:tcPr>
+            <w:tcW w:type="dxa" w:w="2880"/>
+          </w:tcPr>
+          <w:p>
+            <w:r/>
+            <w:r>
+              <w:rPr>
+                <w:b w:val="0"/>
+              </w:rPr>
+              <w:t>Отображаемая ссылка</w:t>
+            </w:r>
+          </w:p>
+        </w:tc>
+        <w:tc>
+          <w:tcPr>
+            <w:tcW w:type="dxa" w:w="2880"/>
+          </w:tcPr>
+          <w:p>
+            <w:r/>
+            <w:r>
+              <w:rPr>
+                <w:b w:val="0"/>
+              </w:rPr>
+              <w:t>marmara-pro.ru/termo</w:t>
+            </w:r>
+          </w:p>
+        </w:tc>
+        <w:tc>
+          <w:tcPr>
+            <w:tcW w:type="dxa" w:w="2880"/>
+          </w:tcPr>
+          <w:p>
+            <w:r/>
+          </w:p>
+        </w:tc>
+      </w:tr>
+    </w:tbl>
+    <w:p/>
     <w:p>
+      <w:pPr>
+        <w:pStyle w:val="Heading3"/>
+      </w:pPr>
       <w:r>
-        <w:t>1. **Этап 0 (1–3 недели):** та же кампания и гео, стратегия **«Максимум конверсий»**, но модель оплаты **за клики** + недельный бюджет 8 000–12 000 ₽. Алгоритм учится на целях, вы платите за клики.</w:t>
+        <w:t>Объявление 5</w:t>
       </w:r>
     </w:p>
-    <w:p>
-      <w:r>
-        <w:t>2. После стабильных конверсий в Метрике (UTM `termopaneli_priozersk_cpa_search`) — переключить на **оплату за конверсии** с CPA из таблицы.</w:t>
-      </w:r>
-    </w:p>
-    <w:p>
-      <w:r>
-        <w:t>3. Альтернатива: временно расширить гео до **Ленобласти** с **−100 %** ставки вне Приозерского района (сложнее в эксперте; проще держать узкое гео и терпеть малый объём).</w:t>
-      </w:r>
-    </w:p>
-    <w:p>
-      <w:r>
-        <w:t>**Не менять** каждые 2–3 дня: цели, CPA, атрибуцию, модель оплаты — это перезапускает обучение.</w:t>
-      </w:r>
-    </w:p>
-    <w:p>
-      <w:pPr>
-        <w:pStyle w:val="Heading2"/>
-      </w:pPr>
-      <w:r>
-        <w:t>Геотargeting</w:t>
-      </w:r>
-    </w:p>
-    <w:p>
-      <w:r>
-        <w:t>**Регион показа кампании:** Приозерский район, Ленинградская область.</w:t>
-      </w:r>
-    </w:p>
-    <w:p>
-      <w:r>
-        <w:t>**Корректировки ставок по НП (+15…+35 %)** — опционально, стратегия CPA сама повышает ставки на конверсионную аудиторию; имеет смысл только если в интерфейсе остаётся ручная надстройка:</w:t>
-      </w:r>
-    </w:p>
-    <w:p>
-      <w:r>
-        <w:t>| Населённый пункт |</w:t>
-      </w:r>
-    </w:p>
-    <w:p>
-      <w:r>
-        <w:t>|---|</w:t>
-      </w:r>
-    </w:p>
-    <w:p>
-      <w:r>
-        <w:t>| Приозерск |</w:t>
-      </w:r>
-    </w:p>
-    <w:p>
-      <w:r>
-        <w:t>| Сосново |</w:t>
-      </w:r>
-    </w:p>
-    <w:p>
-      <w:r>
-        <w:t>| Кузнечное |</w:t>
-      </w:r>
-    </w:p>
-    <w:p>
-      <w:r>
-        <w:t>| Мельниково |</w:t>
-      </w:r>
-    </w:p>
-    <w:p>
-      <w:r>
-        <w:t>| Лесогорский |</w:t>
-      </w:r>
-    </w:p>
-    <w:p>
-      <w:r>
-        <w:t>| Ромашки |</w:t>
-      </w:r>
-    </w:p>
-    <w:p>
-      <w:r>
-        <w:t>| Синявино |</w:t>
-      </w:r>
-    </w:p>
-    <w:p>
-      <w:r>
-        <w:t>**Мобильные:** +10…+15 % (звонки и формы с телефона).</w:t>
-      </w:r>
-    </w:p>
-    <w:p>
-      <w:r>
-        <w:t>Производство — **г. Выборг**. В текстах: «производство в Ленобласти», «доставка по области»; **не** обещать бесплатную доставку в Приозерский район (в FAQ бесплатная доставка — для Выборгского района).</w:t>
-      </w:r>
-    </w:p>
-    <w:p>
-      <w:pPr>
-        <w:pStyle w:val="Heading2"/>
-      </w:pPr>
-      <w:r>
-        <w:t>Структура кампании</w:t>
-      </w:r>
-    </w:p>
-    <w:p>
-      <w:r>
-        <w:t>Одна кампания, **одна группа объявлений** (достаточно для узкого гео):</w:t>
-      </w:r>
-    </w:p>
-    <w:p>
-      <w:r>
-        <w:t>| Группа | Содержание |</w:t>
-      </w:r>
-    </w:p>
-    <w:p>
-      <w:r>
-        <w:t>|---|---|</w:t>
-      </w:r>
-    </w:p>
-    <w:p>
-      <w:r>
-        <w:t>| **Приозерский район** | Ключи + 5 объявлений из CSV / раздела ниже |</w:t>
-      </w:r>
-    </w:p>
-    <w:p>
-      <w:r>
-        <w:t>При росте бюджета можно разделить на две группы: «Гео — Приозерск» и «Общие коммерческие» (те же ключи, что в [`termopaneli-priozersky-adgroup.md`](termopaneli-priozersky-adgroup.md)).</w:t>
-      </w:r>
-    </w:p>
-    <w:p>
-      <w:pPr>
-        <w:pStyle w:val="Heading2"/>
-      </w:pPr>
-      <w:r>
-        <w:t>Ключевые фразы и минус-слова</w:t>
-      </w:r>
-    </w:p>
-    <w:p>
-      <w:r>
-        <w:t>Полный список и импорт: [`termopaneli-priozersky-campaign-cpa-keywords.csv`](termopaneli-priozersky-campaign-cpa-keywords.csv) (совпадает с группой Приозерский район из adgroup-спецификации).</w:t>
-      </w:r>
-    </w:p>
-    <w:p>
-      <w:r>
-        <w:t>**Минус-слова на уровне кампании** — скопировать из раздела «Минус-слова» в [`termopaneli-priozersky-adgroup.md`](termopaneli-priozersky-adgroup.md) (общий список + доп. для района).</w:t>
-      </w:r>
-    </w:p>
-    <w:p>
-      <w:r>
-        <w:t>При стратегии CPA **ставки в CSV не задаются** — оставьте поле пустым.</w:t>
-      </w:r>
-    </w:p>
-    <w:p>
-      <w:pPr>
-        <w:pStyle w:val="Heading2"/>
-      </w:pPr>
-      <w:r>
-        <w:t>Объявления</w:t>
-      </w:r>
-    </w:p>
-    <w:p>
-      <w:r>
-        <w:t>Импорт: [`termopaneli-priozersky-campaign-cpa-ads.csv`](termopaneli-priozersky-campaign-cpa-ads.csv).</w:t>
-      </w:r>
-    </w:p>
-    <w:p>
-      <w:r>
-        <w:t>Тексты — те же 5 объявлений, **без цен**. Расширения на **уровне кампании:**</w:t>
-      </w:r>
-    </w:p>
-    <w:p>
-      <w:r>
-        <w:t>- **Быстрые ссылки:** каталог `/termo`, монтаж, контакты, `tel:+79217457755`</w:t>
-      </w:r>
-    </w:p>
-    <w:p>
-      <w:r>
-        <w:t>- **Уточнения:** производство в Выборге; доставка по Ленобласти; срок службы 25–50 лет; монтаж зимой до −15 °C; ППС и ППУ; консультация</w:t>
-      </w:r>
-    </w:p>
-    <w:p>
-      <w:r>
-        <w:t>- **Визитка:** КлинкерПрофи, +7 (921) 745-77-55, г. Выборг, ул. Ленина, 11</w:t>
-      </w:r>
-    </w:p>
-    <w:p>
-      <w:pPr>
-        <w:pStyle w:val="Heading2"/>
-      </w:pPr>
-      <w:r>
-        <w:t>Пошаговый запуск в Директе</w:t>
-      </w:r>
-    </w:p>
-    <w:p>
-      <w:r>
-        <w:t>1. Выполнить блок **«Предварительные условия»**.</w:t>
-      </w:r>
-    </w:p>
-    <w:p>
-      <w:r>
-        <w:t>2. **Создать кампанию** (Поиск, эксперт), название и гео — см. сводку.</w:t>
-      </w:r>
-    </w:p>
-    <w:p>
-      <w:r>
-        <w:t>3. **Стратегия:** Максимум конверсий → за конверсии → недельный бюджет → CPA по целям.</w:t>
-      </w:r>
-    </w:p>
-    <w:p>
-      <w:r>
-        <w:t>4. **URL-параметры** кампании — UTM из сводки.</w:t>
-      </w:r>
-    </w:p>
-    <w:p>
-      <w:r>
-        <w:t>5. **Группа** «Приозерский район» → импорт ключей и объявлений из CPA-CSV.</w:t>
-      </w:r>
-    </w:p>
-    <w:p>
-      <w:r>
-        <w:t>6. **Минус-слова** на кампании.</w:t>
-      </w:r>
-    </w:p>
-    <w:p>
-      <w:r>
-        <w:t>7. **Модерация** → после одобрения не трогать стратегию **7–14 дней**.</w:t>
-      </w:r>
-    </w:p>
-    <w:p>
-      <w:r>
-        <w:t>8. **Еженедельно:** Директ → «Поисковые запросы» → минус-слова; Метрика → цели по UTM `termopaneli_priozersk_cpa_search`.</w:t>
-      </w:r>
-    </w:p>
-    <w:p>
-      <w:pPr>
-        <w:pStyle w:val="Heading2"/>
-      </w:pPr>
-      <w:r>
-        <w:t>Контроль эффективности</w:t>
-      </w:r>
-    </w:p>
-    <w:p>
-      <w:r>
-        <w:t>| Метрика | Где смотреть | Ориентир |</w:t>
-      </w:r>
-    </w:p>
-    <w:p>
-      <w:r>
-        <w:t>|---|---|---|</w:t>
-      </w:r>
-    </w:p>
-    <w:p>
-      <w:r>
-        <w:t>| Конверсии / CPA | Директ → кампания → «Конверсии»; Метрика с UTM | Фактический CPA ≤ заданного лимита |</w:t>
-      </w:r>
-    </w:p>
-    <w:p>
-      <w:r>
-        <w:t>| Объём | Показы, клики | При нуле показов — поднять CPA или бюджет на 15 % |</w:t>
-      </w:r>
-    </w:p>
-    <w:p>
-      <w:r>
-        <w:t>| Качество лидов | CRM / звонки | Если лиды «мусорные» — минус-слова + ужесточить ключи (убрать широкие «термопанели») |</w:t>
-      </w:r>
-    </w:p>
-    <w:p>
-      <w:pPr>
-        <w:pStyle w:val="Heading2"/>
-      </w:pPr>
-      <w:r>
-        <w:t>Связанные файлы</w:t>
-      </w:r>
-    </w:p>
-    <w:p>
-      <w:r>
-        <w:t>| Файл | Назначение |</w:t>
-      </w:r>
-    </w:p>
-    <w:p>
-      <w:r>
-        <w:t>|---|---|</w:t>
-      </w:r>
-    </w:p>
-    <w:p>
-      <w:r>
-        <w:t>| `termopaneli-priozersky-adgroup.md` | Тексты, минус-слова, альтернатива «группа в другой кампании» |</w:t>
-      </w:r>
-    </w:p>
-    <w:p>
-      <w:r>
-        <w:t>| `agents/termopaneli/faq.md` | Факты для объявлений |</w:t>
-      </w:r>
-    </w:p>
-    <w:p>
-      <w:r>
-        <w:t>| `sites/marmara-pro/termo-seo.md` | SEO посадочной (если в репозитории) |</w:t>
-      </w:r>
-    </w:p>
-    <w:p>
-      <w:r>
-        <w:t>*Клиент: КлинкерПрофи · ИП Баушев Дмитрий Викторович · г. Выборг*</w:t>
-      </w:r>
-    </w:p>
+    <w:tbl>
+      <w:tblPr>
+        <w:tblStyle w:val="TableGrid"/>
+        <w:tblW w:type="auto" w:w="0"/>
+        <w:tblLook w:firstColumn="1" w:firstRow="1" w:lastColumn="0" w:lastRow="0" w:noHBand="0" w:noVBand="1" w:val="04A0"/>
+      </w:tblPr>
+      <w:tblGrid>
+        <w:gridCol w:w="2880"/>
+        <w:gridCol w:w="2880"/>
+        <w:gridCol w:w="2880"/>
+      </w:tblGrid>
+      <w:tr>
+        <w:tc>
+          <w:tcPr>
+            <w:tcW w:type="dxa" w:w="2880"/>
+          </w:tcPr>
+          <w:p>
+            <w:r>
+              <w:rPr>
+                <w:b/>
+              </w:rPr>
+            </w:r>
+            <w:r>
+              <w:rPr>
+                <w:b/>
+              </w:rPr>
+              <w:t>Поле</w:t>
+            </w:r>
+          </w:p>
+        </w:tc>
+        <w:tc>
+          <w:tcPr>
+            <w:tcW w:type="dxa" w:w="2880"/>
+          </w:tcPr>
+          <w:p>
+            <w:r>
+              <w:rPr>
+                <w:b/>
+              </w:rPr>
+            </w:r>
+            <w:r>
+              <w:rPr>
+                <w:b/>
+              </w:rPr>
+              <w:t>Текст</w:t>
+            </w:r>
+          </w:p>
+        </w:tc>
+        <w:tc>
+          <w:tcPr>
+            <w:tcW w:type="dxa" w:w="2880"/>
+          </w:tcPr>
+          <w:p>
+            <w:r>
+              <w:rPr>
+                <w:b/>
+              </w:rPr>
+            </w:r>
+            <w:r>
+              <w:rPr>
+                <w:b/>
+              </w:rPr>
+              <w:t>Символов</w:t>
+            </w:r>
+          </w:p>
+        </w:tc>
+      </w:tr>
+      <w:tr>
+        <w:tc>
+          <w:tcPr>
+            <w:tcW w:type="dxa" w:w="2880"/>
+          </w:tcPr>
+          <w:p>
+            <w:r/>
+            <w:r>
+              <w:rPr>
+                <w:b w:val="0"/>
+              </w:rPr>
+              <w:t>Заголовок 1</w:t>
+            </w:r>
+          </w:p>
+        </w:tc>
+        <w:tc>
+          <w:tcPr>
+            <w:tcW w:type="dxa" w:w="2880"/>
+          </w:tcPr>
+          <w:p>
+            <w:r/>
+            <w:r>
+              <w:rPr>
+                <w:b w:val="0"/>
+              </w:rPr>
+              <w:t>Утепление фасада термопанелями</w:t>
+            </w:r>
+          </w:p>
+        </w:tc>
+        <w:tc>
+          <w:tcPr>
+            <w:tcW w:type="dxa" w:w="2880"/>
+          </w:tcPr>
+          <w:p>
+            <w:r/>
+            <w:r>
+              <w:rPr>
+                <w:b w:val="0"/>
+              </w:rPr>
+              <w:t>30</w:t>
+            </w:r>
+          </w:p>
+        </w:tc>
+      </w:tr>
+      <w:tr>
+        <w:tc>
+          <w:tcPr>
+            <w:tcW w:type="dxa" w:w="2880"/>
+          </w:tcPr>
+          <w:p>
+            <w:r/>
+            <w:r>
+              <w:rPr>
+                <w:b w:val="0"/>
+              </w:rPr>
+              <w:t>Заголовок 2</w:t>
+            </w:r>
+          </w:p>
+        </w:tc>
+        <w:tc>
+          <w:tcPr>
+            <w:tcW w:type="dxa" w:w="2880"/>
+          </w:tcPr>
+          <w:p>
+            <w:r/>
+            <w:r>
+              <w:rPr>
+                <w:b w:val="0"/>
+              </w:rPr>
+              <w:t>КлинкерПрофи, Выборг</w:t>
+            </w:r>
+          </w:p>
+        </w:tc>
+        <w:tc>
+          <w:tcPr>
+            <w:tcW w:type="dxa" w:w="2880"/>
+          </w:tcPr>
+          <w:p>
+            <w:r/>
+            <w:r>
+              <w:rPr>
+                <w:b w:val="0"/>
+              </w:rPr>
+              <w:t>20</w:t>
+            </w:r>
+          </w:p>
+        </w:tc>
+      </w:tr>
+      <w:tr>
+        <w:tc>
+          <w:tcPr>
+            <w:tcW w:type="dxa" w:w="2880"/>
+          </w:tcPr>
+          <w:p>
+            <w:r/>
+            <w:r>
+              <w:rPr>
+                <w:b w:val="0"/>
+              </w:rPr>
+              <w:t>Текст</w:t>
+            </w:r>
+          </w:p>
+        </w:tc>
+        <w:tc>
+          <w:tcPr>
+            <w:tcW w:type="dxa" w:w="2880"/>
+          </w:tcPr>
+          <w:p>
+            <w:r/>
+            <w:r>
+              <w:rPr>
+                <w:b w:val="0"/>
+              </w:rPr>
+              <w:t>Вид кирпичной кладки без кладки. Срок поставки от 7 дней. Доставка по области.</w:t>
+            </w:r>
+          </w:p>
+        </w:tc>
+        <w:tc>
+          <w:tcPr>
+            <w:tcW w:type="dxa" w:w="2880"/>
+          </w:tcPr>
+          <w:p>
+            <w:r/>
+            <w:r>
+              <w:rPr>
+                <w:b w:val="0"/>
+              </w:rPr>
+              <w:t>78</w:t>
+            </w:r>
+          </w:p>
+        </w:tc>
+      </w:tr>
+      <w:tr>
+        <w:tc>
+          <w:tcPr>
+            <w:tcW w:type="dxa" w:w="2880"/>
+          </w:tcPr>
+          <w:p>
+            <w:r/>
+            <w:r>
+              <w:rPr>
+                <w:b w:val="0"/>
+              </w:rPr>
+              <w:t>Ссылка</w:t>
+            </w:r>
+          </w:p>
+        </w:tc>
+        <w:tc>
+          <w:tcPr>
+            <w:tcW w:type="dxa" w:w="2880"/>
+          </w:tcPr>
+          <w:p>
+            <w:r/>
+            <w:r>
+              <w:rPr>
+                <w:b w:val="0"/>
+              </w:rPr>
+              <w:t>https://marmara-pro.ru/termo?utm_source=yandex&amp;utm_medium=cpc&amp;utm_campaign=termopaneli_priozersk_cpa_search&amp;utm_content=search&amp;utm_term={keyword}</w:t>
+            </w:r>
+          </w:p>
+        </w:tc>
+        <w:tc>
+          <w:tcPr>
+            <w:tcW w:type="dxa" w:w="2880"/>
+          </w:tcPr>
+          <w:p>
+            <w:r/>
+            <w:r>
+              <w:rPr>
+                <w:b w:val="0"/>
+              </w:rPr>
+              <w:t>145</w:t>
+            </w:r>
+          </w:p>
+        </w:tc>
+      </w:tr>
+      <w:tr>
+        <w:tc>
+          <w:tcPr>
+            <w:tcW w:type="dxa" w:w="2880"/>
+          </w:tcPr>
+          <w:p>
+            <w:r/>
+            <w:r>
+              <w:rPr>
+                <w:b w:val="0"/>
+              </w:rPr>
+              <w:t>Отображаемая ссылка</w:t>
+            </w:r>
+          </w:p>
+        </w:tc>
+        <w:tc>
+          <w:tcPr>
+            <w:tcW w:type="dxa" w:w="2880"/>
+          </w:tcPr>
+          <w:p>
+            <w:r/>
+            <w:r>
+              <w:rPr>
+                <w:b w:val="0"/>
+              </w:rPr>
+              <w:t>marmara-pro.ru/termo</w:t>
+            </w:r>
+          </w:p>
+        </w:tc>
+        <w:tc>
+          <w:tcPr>
+            <w:tcW w:type="dxa" w:w="2880"/>
+          </w:tcPr>
+          <w:p>
+            <w:r/>
+          </w:p>
+        </w:tc>
+      </w:tr>
+    </w:tbl>
+    <w:p/>
     <w:sectPr>
       <w:pgSz w:w="12240" w:h="15840"/>
       <w:pgMar w:top="1440" w:right="1800" w:bottom="1440" w:left="1800" w:header="720" w:footer="720" w:gutter="0"/>

--- a/cursor/marmara-pro/termopaneli-priozersky-campaign-cpa.docx
+++ b/cursor/marmara-pro/termopaneli-priozersky-campaign-cpa.docx
@@ -2834,7 +2834,7 @@
     </w:p>
     <w:p>
       <w:r>
-        <w:t>Без указания цен. Лимиты: заголовок 1 — 56 символов, заголовок 2 — 30, текст — 81.</w:t>
+        <w:t>Без указания цен. Лимиты Яндекс Директа: заголовок 1 — 56 символов, заголовок 2 — 30, текст — 81.</w:t>
       </w:r>
     </w:p>
     <w:p>
